--- a/Fase 2/Evidencias Individuales/Gutierrez_Pablo_2.1_APT122_DiarioReflexionFase2.docx
+++ b/Fase 2/Evidencias Individuales/Gutierrez_Pablo_2.1_APT122_DiarioReflexionFase2.docx
@@ -1,6 +1,6 @@
 
 <file path=word/document.xml><?xml version="1.0" encoding="utf-8"?>
-<w:document xmlns:wpc="http://schemas.microsoft.com/office/word/2010/wordprocessingCanvas" xmlns:cx="http://schemas.microsoft.com/office/drawing/2014/chartex" xmlns:mc="http://schemas.openxmlformats.org/markup-compatibility/2006" xmlns:o="urn:schemas-microsoft-com:office:office" xmlns:r="http://schemas.openxmlformats.org/officeDocument/2006/relationships" xmlns:m="http://schemas.openxmlformats.org/officeDocument/2006/math" xmlns:v="urn:schemas-microsoft-com:vml" xmlns:wp14="http://schemas.microsoft.com/office/word/2010/wordprocessingDrawing" xmlns:wp="http://schemas.openxmlformats.org/drawingml/2006/wordprocessingDrawing" xmlns:w10="urn:schemas-microsoft-com:office:word" xmlns:w="http://schemas.openxmlformats.org/wordprocessingml/2006/main" xmlns:w14="http://schemas.microsoft.com/office/word/2010/wordml" xmlns:w15="http://schemas.microsoft.com/office/word/2012/wordml" xmlns:w16se="http://schemas.microsoft.com/office/word/2015/wordml/symex" xmlns:wpg="http://schemas.microsoft.com/office/word/2010/wordprocessingGroup" xmlns:wpi="http://schemas.microsoft.com/office/word/2010/wordprocessingInk" xmlns:wne="http://schemas.microsoft.com/office/word/2006/wordml" xmlns:wps="http://schemas.microsoft.com/office/word/2010/wordprocessingShape" mc:Ignorable="w14 w15 w16se wp14">
+<w:document xmlns:wpc="http://schemas.microsoft.com/office/word/2010/wordprocessingCanvas" xmlns:cx="http://schemas.microsoft.com/office/drawing/2014/chartex" xmlns:cx1="http://schemas.microsoft.com/office/drawing/2015/9/8/chartex" xmlns:cx2="http://schemas.microsoft.com/office/drawing/2015/10/21/chartex" xmlns:cx3="http://schemas.microsoft.com/office/drawing/2016/5/9/chartex" xmlns:cx4="http://schemas.microsoft.com/office/drawing/2016/5/10/chartex" xmlns:cx5="http://schemas.microsoft.com/office/drawing/2016/5/11/chartex" xmlns:cx6="http://schemas.microsoft.com/office/drawing/2016/5/12/chartex" xmlns:cx7="http://schemas.microsoft.com/office/drawing/2016/5/13/chartex" xmlns:cx8="http://schemas.microsoft.com/office/drawing/2016/5/14/chartex" xmlns:mc="http://schemas.openxmlformats.org/markup-compatibility/2006" xmlns:aink="http://schemas.microsoft.com/office/drawing/2016/ink" xmlns:am3d="http://schemas.microsoft.com/office/drawing/2017/model3d" xmlns:o="urn:schemas-microsoft-com:office:office" xmlns:oel="http://schemas.microsoft.com/office/2019/extlst" xmlns:r="http://schemas.openxmlformats.org/officeDocument/2006/relationships" xmlns:m="http://schemas.openxmlformats.org/officeDocument/2006/math" xmlns:v="urn:schemas-microsoft-com:vml" xmlns:wp14="http://schemas.microsoft.com/office/word/2010/wordprocessingDrawing" xmlns:wp="http://schemas.openxmlformats.org/drawingml/2006/wordprocessingDrawing" xmlns:w10="urn:schemas-microsoft-com:office:word" xmlns:w="http://schemas.openxmlformats.org/wordprocessingml/2006/main" xmlns:w14="http://schemas.microsoft.com/office/word/2010/wordml" xmlns:w15="http://schemas.microsoft.com/office/word/2012/wordml" xmlns:w16cex="http://schemas.microsoft.com/office/word/2018/wordml/cex" xmlns:w16cid="http://schemas.microsoft.com/office/word/2016/wordml/cid" xmlns:w16="http://schemas.microsoft.com/office/word/2018/wordml" xmlns:w16du="http://schemas.microsoft.com/office/word/2023/wordml/word16du" xmlns:w16sdtdh="http://schemas.microsoft.com/office/word/2020/wordml/sdtdatahash" xmlns:w16sdtfl="http://schemas.microsoft.com/office/word/2024/wordml/sdtformatlock" xmlns:w16se="http://schemas.microsoft.com/office/word/2015/wordml/symex" xmlns:wpg="http://schemas.microsoft.com/office/word/2010/wordprocessingGroup" xmlns:wpi="http://schemas.microsoft.com/office/word/2010/wordprocessingInk" xmlns:wne="http://schemas.microsoft.com/office/word/2006/wordml" xmlns:wps="http://schemas.microsoft.com/office/word/2010/wordprocessingShape" mc:Ignorable="w14 w15 w16se w16cid w16 w16cex w16sdtdh w16sdtfl w16du wp14">
   <w:body>
     <w:p/>
     <w:tbl>
@@ -286,7 +286,23 @@
                 <w:sz w:val="24"/>
                 <w:szCs w:val="24"/>
               </w:rPr>
-              <w:t>1. Mira tu carta Gantt y reflexiona sobre los avances de tu Proyecto APT</w:t>
+              <w:t xml:space="preserve">1. Mira </w:t>
+            </w:r>
+            <w:r>
+              <w:rPr>
+                <w:rFonts w:eastAsiaTheme="majorEastAsia"/>
+                <w:sz w:val="24"/>
+                <w:szCs w:val="24"/>
+              </w:rPr>
+              <w:t>la</w:t>
+            </w:r>
+            <w:r>
+              <w:rPr>
+                <w:rFonts w:eastAsiaTheme="majorEastAsia"/>
+                <w:sz w:val="24"/>
+                <w:szCs w:val="24"/>
+              </w:rPr>
+              <w:t xml:space="preserve"> carta Gantt y reflexiona sobre los avances de tu Proyecto APT</w:t>
             </w:r>
           </w:p>
         </w:tc>
@@ -341,6 +357,15 @@
                 <w:color w:val="1F4E79" w:themeColor="accent1" w:themeShade="80"/>
               </w:rPr>
             </w:pPr>
+            <w:r>
+              <w:rPr>
+                <w:rFonts w:ascii="Calibri" w:hAnsi="Calibri"/>
+                <w:b/>
+                <w:bCs/>
+                <w:color w:val="1F4E79" w:themeColor="accent1" w:themeShade="80"/>
+              </w:rPr>
+              <w:t xml:space="preserve">En general, a nivel grupal e individual, se ha podido avanzar bien con las tareas requeridas por el proyecto. Siempre hay atrasos, que hasta el momento no han significado un impacto importante para el objetivo final, debidos principalmente a la falta de entendimiento del negocio por la escasa o nula interacción con el cliente. </w:t>
+            </w:r>
           </w:p>
           <w:p>
             <w:pPr>
@@ -477,6 +502,24 @@
                 <w:color w:val="1F4E79" w:themeColor="accent1" w:themeShade="80"/>
               </w:rPr>
             </w:pPr>
+            <w:r>
+              <w:rPr>
+                <w:rFonts w:ascii="Calibri" w:hAnsi="Calibri"/>
+                <w:b/>
+                <w:bCs/>
+                <w:color w:val="1F4E79" w:themeColor="accent1" w:themeShade="80"/>
+              </w:rPr>
+              <w:t xml:space="preserve">Hemos planteado como grupo nuestras inquietudes a nuestra contraparte de Alloxentric, a nuestro profesor guía, y hemos tomado ciertas determinaciones  </w:t>
+            </w:r>
+            <w:r>
+              <w:rPr>
+                <w:rFonts w:ascii="Calibri" w:hAnsi="Calibri"/>
+                <w:b/>
+                <w:bCs/>
+                <w:color w:val="1F4E79" w:themeColor="accent1" w:themeShade="80"/>
+              </w:rPr>
+              <w:t>respecto del proyecto, ante la falta de algunas definiciones que no se han podido discutir con el cliente.</w:t>
+            </w:r>
           </w:p>
           <w:p>
             <w:pPr>
@@ -685,7 +728,6 @@
                 <w:sz w:val="24"/>
                 <w:szCs w:val="24"/>
               </w:rPr>
-              <w:lastRenderedPageBreak/>
               <w:t>¿Cómo evalúas tu</w:t>
             </w:r>
             <w:r>
@@ -742,6 +784,15 @@
                 <w:color w:val="1F4E79" w:themeColor="accent1" w:themeShade="80"/>
               </w:rPr>
             </w:pPr>
+            <w:r>
+              <w:rPr>
+                <w:rFonts w:ascii="Calibri" w:hAnsi="Calibri"/>
+                <w:b/>
+                <w:bCs/>
+                <w:color w:val="1F4E79" w:themeColor="accent1" w:themeShade="80"/>
+              </w:rPr>
+              <w:t>Creo que he realizado un buen trabajo, estamos al día con nuestras entregas, he implementado mejoras técnicas en la aplicación, generado documentación, entre otros. Para mejorar el trabajo, hubiese sido muy bueno contar con interacción con el cliente en etapas de planeamiento/diseño, como se mencionó, para tener un mejor entendimiento del negocio, comprender de manera directa los dolores del cliente, y obtener determinaciones a nivel de diseño.</w:t>
+            </w:r>
           </w:p>
           <w:p>
             <w:pPr>
@@ -879,6 +930,15 @@
                 <w:color w:val="1F4E79" w:themeColor="accent1" w:themeShade="80"/>
               </w:rPr>
             </w:pPr>
+            <w:r>
+              <w:rPr>
+                <w:rFonts w:ascii="Calibri" w:hAnsi="Calibri"/>
+                <w:b/>
+                <w:bCs/>
+                <w:color w:val="1F4E79" w:themeColor="accent1" w:themeShade="80"/>
+              </w:rPr>
+              <w:t>La verdad, ya tenemos claro cómo proceder en lo que queda de proyecto, básicamente, completar el desarrollo, completar la documentación, ajustar o mejorar la que ya ha sido entregada, y realizar la defensa exitosamente.</w:t>
+            </w:r>
           </w:p>
           <w:p>
             <w:pPr>
@@ -1032,6 +1092,35 @@
             <w:pPr>
               <w:jc w:val="both"/>
               <w:rPr>
+                <w:rFonts w:ascii="Calibri" w:hAnsi="Calibri"/>
+                <w:b/>
+                <w:bCs/>
+                <w:color w:val="1F4E79" w:themeColor="accent1" w:themeShade="80"/>
+              </w:rPr>
+            </w:pPr>
+            <w:r>
+              <w:rPr>
+                <w:rFonts w:ascii="Calibri" w:hAnsi="Calibri"/>
+                <w:b/>
+                <w:bCs/>
+                <w:color w:val="1F4E79" w:themeColor="accent1" w:themeShade="80"/>
+              </w:rPr>
+              <w:t>Debido a una reestructuración del documento de requerimientos, debimos realizar una redistribución de actividades</w:t>
+            </w:r>
+            <w:r>
+              <w:rPr>
+                <w:rFonts w:ascii="Calibri" w:hAnsi="Calibri"/>
+                <w:b/>
+                <w:bCs/>
+                <w:color w:val="1F4E79" w:themeColor="accent1" w:themeShade="80"/>
+              </w:rPr>
+              <w:t>, principalmente debido a la falta de definiciones claras por parte del cliente. Sin embargo, no generó un problema para nuestro grupo.</w:t>
+            </w:r>
+          </w:p>
+          <w:p>
+            <w:pPr>
+              <w:jc w:val="both"/>
+              <w:rPr>
                 <w:rFonts w:eastAsiaTheme="majorEastAsia"/>
                 <w:color w:val="767171" w:themeColor="background2" w:themeShade="80"/>
                 <w:sz w:val="24"/>
@@ -1073,6 +1162,30 @@
           <w:sz w:val="24"/>
           <w:szCs w:val="24"/>
           <w:lang w:eastAsia="ja-JP"/>
+        </w:rPr>
+      </w:pPr>
+    </w:p>
+    <w:p>
+      <w:pPr>
+        <w:spacing w:after="0" w:line="360" w:lineRule="auto"/>
+        <w:jc w:val="both"/>
+        <w:rPr>
+          <w:b/>
+          <w:bCs/>
+          <w:sz w:val="24"/>
+          <w:szCs w:val="24"/>
+        </w:rPr>
+      </w:pPr>
+    </w:p>
+    <w:p>
+      <w:pPr>
+        <w:spacing w:after="0" w:line="360" w:lineRule="auto"/>
+        <w:jc w:val="both"/>
+        <w:rPr>
+          <w:b/>
+          <w:bCs/>
+          <w:sz w:val="24"/>
+          <w:szCs w:val="24"/>
         </w:rPr>
       </w:pPr>
     </w:p>
@@ -1141,8 +1254,6 @@
               </w:rPr>
               <w:t>. APT  grupal</w:t>
             </w:r>
-            <w:bookmarkStart w:id="0" w:name="_GoBack"/>
-            <w:bookmarkEnd w:id="0"/>
           </w:p>
         </w:tc>
       </w:tr>
@@ -1190,12 +1301,30 @@
             <w:pPr>
               <w:jc w:val="both"/>
               <w:rPr>
-                <w:rFonts w:eastAsiaTheme="majorEastAsia"/>
-                <w:color w:val="767171" w:themeColor="background2" w:themeShade="80"/>
-                <w:sz w:val="24"/>
-                <w:szCs w:val="24"/>
+                <w:rFonts w:ascii="Calibri" w:hAnsi="Calibri"/>
+                <w:b/>
+                <w:bCs/>
+                <w:color w:val="1F4E79" w:themeColor="accent1" w:themeShade="80"/>
               </w:rPr>
             </w:pPr>
+            <w:r>
+              <w:rPr>
+                <w:rFonts w:ascii="Calibri" w:hAnsi="Calibri"/>
+                <w:b/>
+                <w:bCs/>
+                <w:color w:val="1F4E79" w:themeColor="accent1" w:themeShade="80"/>
+              </w:rPr>
+              <w:t>Creo que hemos trabajado muy bien, dividiéndonos las distintas tareas, participando de reuniones semanales</w:t>
+            </w:r>
+            <w:r>
+              <w:rPr>
+                <w:rFonts w:ascii="Calibri" w:hAnsi="Calibri"/>
+                <w:b/>
+                <w:bCs/>
+                <w:color w:val="1F4E79" w:themeColor="accent1" w:themeShade="80"/>
+              </w:rPr>
+              <w:t>, en general, a nivel de interacción, no hemos tenido dificultades, ya que nos conocemos bastante, hemos trabajado juntos en distintas instancias desde primer año, lo que sin duda ha sido una ventaja.</w:t>
+            </w:r>
           </w:p>
           <w:p>
             <w:pPr>
@@ -1272,7 +1401,7 @@
 </file>
 
 <file path=word/endnotes.xml><?xml version="1.0" encoding="utf-8"?>
-<w:endnotes xmlns:wpc="http://schemas.microsoft.com/office/word/2010/wordprocessingCanvas" xmlns:cx="http://schemas.microsoft.com/office/drawing/2014/chartex" xmlns:mc="http://schemas.openxmlformats.org/markup-compatibility/2006" xmlns:o="urn:schemas-microsoft-com:office:office" xmlns:r="http://schemas.openxmlformats.org/officeDocument/2006/relationships" xmlns:m="http://schemas.openxmlformats.org/officeDocument/2006/math" xmlns:v="urn:schemas-microsoft-com:vml" xmlns:wp14="http://schemas.microsoft.com/office/word/2010/wordprocessingDrawing" xmlns:wp="http://schemas.openxmlformats.org/drawingml/2006/wordprocessingDrawing" xmlns:w10="urn:schemas-microsoft-com:office:word" xmlns:w="http://schemas.openxmlformats.org/wordprocessingml/2006/main" xmlns:w14="http://schemas.microsoft.com/office/word/2010/wordml" xmlns:w15="http://schemas.microsoft.com/office/word/2012/wordml" xmlns:w16se="http://schemas.microsoft.com/office/word/2015/wordml/symex" xmlns:wpg="http://schemas.microsoft.com/office/word/2010/wordprocessingGroup" xmlns:wpi="http://schemas.microsoft.com/office/word/2010/wordprocessingInk" xmlns:wne="http://schemas.microsoft.com/office/word/2006/wordml" xmlns:wps="http://schemas.microsoft.com/office/word/2010/wordprocessingShape" mc:Ignorable="w14 w15 w16se wp14">
+<w:endnotes xmlns:wpc="http://schemas.microsoft.com/office/word/2010/wordprocessingCanvas" xmlns:cx="http://schemas.microsoft.com/office/drawing/2014/chartex" xmlns:cx1="http://schemas.microsoft.com/office/drawing/2015/9/8/chartex" xmlns:cx2="http://schemas.microsoft.com/office/drawing/2015/10/21/chartex" xmlns:cx3="http://schemas.microsoft.com/office/drawing/2016/5/9/chartex" xmlns:cx4="http://schemas.microsoft.com/office/drawing/2016/5/10/chartex" xmlns:cx5="http://schemas.microsoft.com/office/drawing/2016/5/11/chartex" xmlns:cx6="http://schemas.microsoft.com/office/drawing/2016/5/12/chartex" xmlns:cx7="http://schemas.microsoft.com/office/drawing/2016/5/13/chartex" xmlns:cx8="http://schemas.microsoft.com/office/drawing/2016/5/14/chartex" xmlns:mc="http://schemas.openxmlformats.org/markup-compatibility/2006" xmlns:aink="http://schemas.microsoft.com/office/drawing/2016/ink" xmlns:am3d="http://schemas.microsoft.com/office/drawing/2017/model3d" xmlns:o="urn:schemas-microsoft-com:office:office" xmlns:oel="http://schemas.microsoft.com/office/2019/extlst" xmlns:r="http://schemas.openxmlformats.org/officeDocument/2006/relationships" xmlns:m="http://schemas.openxmlformats.org/officeDocument/2006/math" xmlns:v="urn:schemas-microsoft-com:vml" xmlns:wp14="http://schemas.microsoft.com/office/word/2010/wordprocessingDrawing" xmlns:wp="http://schemas.openxmlformats.org/drawingml/2006/wordprocessingDrawing" xmlns:w10="urn:schemas-microsoft-com:office:word" xmlns:w="http://schemas.openxmlformats.org/wordprocessingml/2006/main" xmlns:w14="http://schemas.microsoft.com/office/word/2010/wordml" xmlns:w15="http://schemas.microsoft.com/office/word/2012/wordml" xmlns:w16cex="http://schemas.microsoft.com/office/word/2018/wordml/cex" xmlns:w16cid="http://schemas.microsoft.com/office/word/2016/wordml/cid" xmlns:w16="http://schemas.microsoft.com/office/word/2018/wordml" xmlns:w16du="http://schemas.microsoft.com/office/word/2023/wordml/word16du" xmlns:w16sdtdh="http://schemas.microsoft.com/office/word/2020/wordml/sdtdatahash" xmlns:w16sdtfl="http://schemas.microsoft.com/office/word/2024/wordml/sdtformatlock" xmlns:w16se="http://schemas.microsoft.com/office/word/2015/wordml/symex" xmlns:wpg="http://schemas.microsoft.com/office/word/2010/wordprocessingGroup" xmlns:wpi="http://schemas.microsoft.com/office/word/2010/wordprocessingInk" xmlns:wne="http://schemas.microsoft.com/office/word/2006/wordml" xmlns:wps="http://schemas.microsoft.com/office/word/2010/wordprocessingShape" mc:Ignorable="w14 w15 w16se w16cid w16 w16cex w16sdtdh w16sdtfl w16du wp14">
   <w:endnote w:type="separator" w:id="-1">
     <w:p>
       <w:pPr>
@@ -1297,7 +1426,7 @@
 </file>
 
 <file path=word/footer1.xml><?xml version="1.0" encoding="utf-8"?>
-<w:ftr xmlns:wpc="http://schemas.microsoft.com/office/word/2010/wordprocessingCanvas" xmlns:cx="http://schemas.microsoft.com/office/drawing/2014/chartex" xmlns:mc="http://schemas.openxmlformats.org/markup-compatibility/2006" xmlns:o="urn:schemas-microsoft-com:office:office" xmlns:r="http://schemas.openxmlformats.org/officeDocument/2006/relationships" xmlns:m="http://schemas.openxmlformats.org/officeDocument/2006/math" xmlns:v="urn:schemas-microsoft-com:vml" xmlns:wp14="http://schemas.microsoft.com/office/word/2010/wordprocessingDrawing" xmlns:wp="http://schemas.openxmlformats.org/drawingml/2006/wordprocessingDrawing" xmlns:w10="urn:schemas-microsoft-com:office:word" xmlns:w="http://schemas.openxmlformats.org/wordprocessingml/2006/main" xmlns:w14="http://schemas.microsoft.com/office/word/2010/wordml" xmlns:w15="http://schemas.microsoft.com/office/word/2012/wordml" xmlns:w16se="http://schemas.microsoft.com/office/word/2015/wordml/symex" xmlns:wpg="http://schemas.microsoft.com/office/word/2010/wordprocessingGroup" xmlns:wpi="http://schemas.microsoft.com/office/word/2010/wordprocessingInk" xmlns:wne="http://schemas.microsoft.com/office/word/2006/wordml" xmlns:wps="http://schemas.microsoft.com/office/word/2010/wordprocessingShape" mc:Ignorable="w14 w15 w16se wp14">
+<w:ftr xmlns:wpc="http://schemas.microsoft.com/office/word/2010/wordprocessingCanvas" xmlns:cx="http://schemas.microsoft.com/office/drawing/2014/chartex" xmlns:cx1="http://schemas.microsoft.com/office/drawing/2015/9/8/chartex" xmlns:cx2="http://schemas.microsoft.com/office/drawing/2015/10/21/chartex" xmlns:cx3="http://schemas.microsoft.com/office/drawing/2016/5/9/chartex" xmlns:cx4="http://schemas.microsoft.com/office/drawing/2016/5/10/chartex" xmlns:cx5="http://schemas.microsoft.com/office/drawing/2016/5/11/chartex" xmlns:cx6="http://schemas.microsoft.com/office/drawing/2016/5/12/chartex" xmlns:cx7="http://schemas.microsoft.com/office/drawing/2016/5/13/chartex" xmlns:cx8="http://schemas.microsoft.com/office/drawing/2016/5/14/chartex" xmlns:mc="http://schemas.openxmlformats.org/markup-compatibility/2006" xmlns:aink="http://schemas.microsoft.com/office/drawing/2016/ink" xmlns:am3d="http://schemas.microsoft.com/office/drawing/2017/model3d" xmlns:o="urn:schemas-microsoft-com:office:office" xmlns:oel="http://schemas.microsoft.com/office/2019/extlst" xmlns:r="http://schemas.openxmlformats.org/officeDocument/2006/relationships" xmlns:m="http://schemas.openxmlformats.org/officeDocument/2006/math" xmlns:v="urn:schemas-microsoft-com:vml" xmlns:wp14="http://schemas.microsoft.com/office/word/2010/wordprocessingDrawing" xmlns:wp="http://schemas.openxmlformats.org/drawingml/2006/wordprocessingDrawing" xmlns:w10="urn:schemas-microsoft-com:office:word" xmlns:w="http://schemas.openxmlformats.org/wordprocessingml/2006/main" xmlns:w14="http://schemas.microsoft.com/office/word/2010/wordml" xmlns:w15="http://schemas.microsoft.com/office/word/2012/wordml" xmlns:w16cex="http://schemas.microsoft.com/office/word/2018/wordml/cex" xmlns:w16cid="http://schemas.microsoft.com/office/word/2016/wordml/cid" xmlns:w16="http://schemas.microsoft.com/office/word/2018/wordml" xmlns:w16du="http://schemas.microsoft.com/office/word/2023/wordml/word16du" xmlns:w16sdtdh="http://schemas.microsoft.com/office/word/2020/wordml/sdtdatahash" xmlns:w16sdtfl="http://schemas.microsoft.com/office/word/2024/wordml/sdtformatlock" xmlns:w16se="http://schemas.microsoft.com/office/word/2015/wordml/symex" xmlns:wpg="http://schemas.microsoft.com/office/word/2010/wordprocessingGroup" xmlns:wpi="http://schemas.microsoft.com/office/word/2010/wordprocessingInk" xmlns:wne="http://schemas.microsoft.com/office/word/2006/wordml" xmlns:wps="http://schemas.microsoft.com/office/word/2010/wordprocessingShape" mc:Ignorable="w14 w15 w16se w16cid w16 w16cex w16sdtdh w16sdtfl w16du wp14">
   <w:sdt>
     <w:sdtPr>
       <w:id w:val="-937982979"/>
@@ -1306,7 +1435,6 @@
         <w:docPartUnique/>
       </w:docPartObj>
     </w:sdtPr>
-    <w:sdtEndPr/>
     <w:sdtContent>
       <w:p>
         <w:pPr>
@@ -1518,7 +1646,7 @@
             </mc:Choice>
             <mc:Fallback>
               <w:pict>
-                <v:group w14:anchorId="51D00065" id="Grupo 32" o:spid="_x0000_s1026" style="position:absolute;margin-left:0;margin-top:0;width:610.5pt;height:15pt;z-index:251659264;mso-width-percent:1000;mso-position-horizontal:center;mso-position-horizontal-relative:page;mso-position-vertical:center;mso-position-vertical-relative:bottom-margin-area;mso-width-percent:1000" coordorigin=",14970" coordsize="12255,300" o:gfxdata="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">
+                <v:group w14:anchorId="51D00065" id="Grupo 32" o:spid="_x0000_s1026" style="position:absolute;margin-left:0;margin-top:0;width:610.5pt;height:15pt;z-index:251659264;mso-width-percent:1000;mso-position-horizontal:center;mso-position-horizontal-relative:page;mso-position-vertical:center;mso-position-vertical-relative:bottom-margin-area;mso-width-percent:1000" coordorigin=",14970" coordsize="12255,300" o:gfxdata="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">
                   <v:shapetype id="_x0000_t202" coordsize="21600,21600" o:spt="202" path="m,l,21600r21600,l21600,xe">
                     <v:stroke joinstyle="miter"/>
                     <v:path gradientshapeok="t" o:connecttype="rect"/>
@@ -1585,7 +1713,7 @@
 </file>
 
 <file path=word/footnotes.xml><?xml version="1.0" encoding="utf-8"?>
-<w:footnotes xmlns:wpc="http://schemas.microsoft.com/office/word/2010/wordprocessingCanvas" xmlns:cx="http://schemas.microsoft.com/office/drawing/2014/chartex" xmlns:mc="http://schemas.openxmlformats.org/markup-compatibility/2006" xmlns:o="urn:schemas-microsoft-com:office:office" xmlns:r="http://schemas.openxmlformats.org/officeDocument/2006/relationships" xmlns:m="http://schemas.openxmlformats.org/officeDocument/2006/math" xmlns:v="urn:schemas-microsoft-com:vml" xmlns:wp14="http://schemas.microsoft.com/office/word/2010/wordprocessingDrawing" xmlns:wp="http://schemas.openxmlformats.org/drawingml/2006/wordprocessingDrawing" xmlns:w10="urn:schemas-microsoft-com:office:word" xmlns:w="http://schemas.openxmlformats.org/wordprocessingml/2006/main" xmlns:w14="http://schemas.microsoft.com/office/word/2010/wordml" xmlns:w15="http://schemas.microsoft.com/office/word/2012/wordml" xmlns:w16se="http://schemas.microsoft.com/office/word/2015/wordml/symex" xmlns:wpg="http://schemas.microsoft.com/office/word/2010/wordprocessingGroup" xmlns:wpi="http://schemas.microsoft.com/office/word/2010/wordprocessingInk" xmlns:wne="http://schemas.microsoft.com/office/word/2006/wordml" xmlns:wps="http://schemas.microsoft.com/office/word/2010/wordprocessingShape" mc:Ignorable="w14 w15 w16se wp14">
+<w:footnotes xmlns:wpc="http://schemas.microsoft.com/office/word/2010/wordprocessingCanvas" xmlns:cx="http://schemas.microsoft.com/office/drawing/2014/chartex" xmlns:cx1="http://schemas.microsoft.com/office/drawing/2015/9/8/chartex" xmlns:cx2="http://schemas.microsoft.com/office/drawing/2015/10/21/chartex" xmlns:cx3="http://schemas.microsoft.com/office/drawing/2016/5/9/chartex" xmlns:cx4="http://schemas.microsoft.com/office/drawing/2016/5/10/chartex" xmlns:cx5="http://schemas.microsoft.com/office/drawing/2016/5/11/chartex" xmlns:cx6="http://schemas.microsoft.com/office/drawing/2016/5/12/chartex" xmlns:cx7="http://schemas.microsoft.com/office/drawing/2016/5/13/chartex" xmlns:cx8="http://schemas.microsoft.com/office/drawing/2016/5/14/chartex" xmlns:mc="http://schemas.openxmlformats.org/markup-compatibility/2006" xmlns:aink="http://schemas.microsoft.com/office/drawing/2016/ink" xmlns:am3d="http://schemas.microsoft.com/office/drawing/2017/model3d" xmlns:o="urn:schemas-microsoft-com:office:office" xmlns:oel="http://schemas.microsoft.com/office/2019/extlst" xmlns:r="http://schemas.openxmlformats.org/officeDocument/2006/relationships" xmlns:m="http://schemas.openxmlformats.org/officeDocument/2006/math" xmlns:v="urn:schemas-microsoft-com:vml" xmlns:wp14="http://schemas.microsoft.com/office/word/2010/wordprocessingDrawing" xmlns:wp="http://schemas.openxmlformats.org/drawingml/2006/wordprocessingDrawing" xmlns:w10="urn:schemas-microsoft-com:office:word" xmlns:w="http://schemas.openxmlformats.org/wordprocessingml/2006/main" xmlns:w14="http://schemas.microsoft.com/office/word/2010/wordml" xmlns:w15="http://schemas.microsoft.com/office/word/2012/wordml" xmlns:w16cex="http://schemas.microsoft.com/office/word/2018/wordml/cex" xmlns:w16cid="http://schemas.microsoft.com/office/word/2016/wordml/cid" xmlns:w16="http://schemas.microsoft.com/office/word/2018/wordml" xmlns:w16du="http://schemas.microsoft.com/office/word/2023/wordml/word16du" xmlns:w16sdtdh="http://schemas.microsoft.com/office/word/2020/wordml/sdtdatahash" xmlns:w16sdtfl="http://schemas.microsoft.com/office/word/2024/wordml/sdtformatlock" xmlns:w16se="http://schemas.microsoft.com/office/word/2015/wordml/symex" xmlns:wpg="http://schemas.microsoft.com/office/word/2010/wordprocessingGroup" xmlns:wpi="http://schemas.microsoft.com/office/word/2010/wordprocessingInk" xmlns:wne="http://schemas.microsoft.com/office/word/2006/wordml" xmlns:wps="http://schemas.microsoft.com/office/word/2010/wordprocessingShape" mc:Ignorable="w14 w15 w16se w16cid w16 w16cex w16sdtdh w16sdtfl w16du wp14">
   <w:footnote w:type="separator" w:id="-1">
     <w:p>
       <w:pPr>
@@ -1610,7 +1738,7 @@
 </file>
 
 <file path=word/header1.xml><?xml version="1.0" encoding="utf-8"?>
-<w:hdr xmlns:wpc="http://schemas.microsoft.com/office/word/2010/wordprocessingCanvas" xmlns:cx="http://schemas.microsoft.com/office/drawing/2014/chartex" xmlns:mc="http://schemas.openxmlformats.org/markup-compatibility/2006" xmlns:o="urn:schemas-microsoft-com:office:office" xmlns:r="http://schemas.openxmlformats.org/officeDocument/2006/relationships" xmlns:m="http://schemas.openxmlformats.org/officeDocument/2006/math" xmlns:v="urn:schemas-microsoft-com:vml" xmlns:wp14="http://schemas.microsoft.com/office/word/2010/wordprocessingDrawing" xmlns:wp="http://schemas.openxmlformats.org/drawingml/2006/wordprocessingDrawing" xmlns:w10="urn:schemas-microsoft-com:office:word" xmlns:w="http://schemas.openxmlformats.org/wordprocessingml/2006/main" xmlns:w14="http://schemas.microsoft.com/office/word/2010/wordml" xmlns:w15="http://schemas.microsoft.com/office/word/2012/wordml" xmlns:w16se="http://schemas.microsoft.com/office/word/2015/wordml/symex" xmlns:wpg="http://schemas.microsoft.com/office/word/2010/wordprocessingGroup" xmlns:wpi="http://schemas.microsoft.com/office/word/2010/wordprocessingInk" xmlns:wne="http://schemas.microsoft.com/office/word/2006/wordml" xmlns:wps="http://schemas.microsoft.com/office/word/2010/wordprocessingShape" mc:Ignorable="w14 w15 w16se wp14">
+<w:hdr xmlns:wpc="http://schemas.microsoft.com/office/word/2010/wordprocessingCanvas" xmlns:cx="http://schemas.microsoft.com/office/drawing/2014/chartex" xmlns:cx1="http://schemas.microsoft.com/office/drawing/2015/9/8/chartex" xmlns:cx2="http://schemas.microsoft.com/office/drawing/2015/10/21/chartex" xmlns:cx3="http://schemas.microsoft.com/office/drawing/2016/5/9/chartex" xmlns:cx4="http://schemas.microsoft.com/office/drawing/2016/5/10/chartex" xmlns:cx5="http://schemas.microsoft.com/office/drawing/2016/5/11/chartex" xmlns:cx6="http://schemas.microsoft.com/office/drawing/2016/5/12/chartex" xmlns:cx7="http://schemas.microsoft.com/office/drawing/2016/5/13/chartex" xmlns:cx8="http://schemas.microsoft.com/office/drawing/2016/5/14/chartex" xmlns:mc="http://schemas.openxmlformats.org/markup-compatibility/2006" xmlns:aink="http://schemas.microsoft.com/office/drawing/2016/ink" xmlns:am3d="http://schemas.microsoft.com/office/drawing/2017/model3d" xmlns:o="urn:schemas-microsoft-com:office:office" xmlns:oel="http://schemas.microsoft.com/office/2019/extlst" xmlns:r="http://schemas.openxmlformats.org/officeDocument/2006/relationships" xmlns:m="http://schemas.openxmlformats.org/officeDocument/2006/math" xmlns:v="urn:schemas-microsoft-com:vml" xmlns:wp14="http://schemas.microsoft.com/office/word/2010/wordprocessingDrawing" xmlns:wp="http://schemas.openxmlformats.org/drawingml/2006/wordprocessingDrawing" xmlns:w10="urn:schemas-microsoft-com:office:word" xmlns:w="http://schemas.openxmlformats.org/wordprocessingml/2006/main" xmlns:w14="http://schemas.microsoft.com/office/word/2010/wordml" xmlns:w15="http://schemas.microsoft.com/office/word/2012/wordml" xmlns:w16cex="http://schemas.microsoft.com/office/word/2018/wordml/cex" xmlns:w16cid="http://schemas.microsoft.com/office/word/2016/wordml/cid" xmlns:w16="http://schemas.microsoft.com/office/word/2018/wordml" xmlns:w16du="http://schemas.microsoft.com/office/word/2023/wordml/word16du" xmlns:w16sdtdh="http://schemas.microsoft.com/office/word/2020/wordml/sdtdatahash" xmlns:w16sdtfl="http://schemas.microsoft.com/office/word/2024/wordml/sdtformatlock" xmlns:w16se="http://schemas.microsoft.com/office/word/2015/wordml/symex" xmlns:wpg="http://schemas.microsoft.com/office/word/2010/wordprocessingGroup" xmlns:wpi="http://schemas.microsoft.com/office/word/2010/wordprocessingInk" xmlns:wne="http://schemas.microsoft.com/office/word/2006/wordml" xmlns:wps="http://schemas.microsoft.com/office/word/2010/wordprocessingShape" mc:Ignorable="w14 w15 w16se w16cid w16 w16cex w16sdtdh w16sdtfl w16du wp14">
   <w:tbl>
     <w:tblPr>
       <w:tblStyle w:val="Tablaconcuadrcula"/>
@@ -1790,7 +1918,7 @@
 </file>
 
 <file path=word/header2.xml><?xml version="1.0" encoding="utf-8"?>
-<w:hdr xmlns:wpc="http://schemas.microsoft.com/office/word/2010/wordprocessingCanvas" xmlns:cx="http://schemas.microsoft.com/office/drawing/2014/chartex" xmlns:mc="http://schemas.openxmlformats.org/markup-compatibility/2006" xmlns:o="urn:schemas-microsoft-com:office:office" xmlns:r="http://schemas.openxmlformats.org/officeDocument/2006/relationships" xmlns:m="http://schemas.openxmlformats.org/officeDocument/2006/math" xmlns:v="urn:schemas-microsoft-com:vml" xmlns:wp14="http://schemas.microsoft.com/office/word/2010/wordprocessingDrawing" xmlns:wp="http://schemas.openxmlformats.org/drawingml/2006/wordprocessingDrawing" xmlns:w10="urn:schemas-microsoft-com:office:word" xmlns:w="http://schemas.openxmlformats.org/wordprocessingml/2006/main" xmlns:w14="http://schemas.microsoft.com/office/word/2010/wordml" xmlns:w15="http://schemas.microsoft.com/office/word/2012/wordml" xmlns:w16se="http://schemas.microsoft.com/office/word/2015/wordml/symex" xmlns:wpg="http://schemas.microsoft.com/office/word/2010/wordprocessingGroup" xmlns:wpi="http://schemas.microsoft.com/office/word/2010/wordprocessingInk" xmlns:wne="http://schemas.microsoft.com/office/word/2006/wordml" xmlns:wps="http://schemas.microsoft.com/office/word/2010/wordprocessingShape" mc:Ignorable="w14 w15 w16se wp14">
+<w:hdr xmlns:wpc="http://schemas.microsoft.com/office/word/2010/wordprocessingCanvas" xmlns:cx="http://schemas.microsoft.com/office/drawing/2014/chartex" xmlns:cx1="http://schemas.microsoft.com/office/drawing/2015/9/8/chartex" xmlns:cx2="http://schemas.microsoft.com/office/drawing/2015/10/21/chartex" xmlns:cx3="http://schemas.microsoft.com/office/drawing/2016/5/9/chartex" xmlns:cx4="http://schemas.microsoft.com/office/drawing/2016/5/10/chartex" xmlns:cx5="http://schemas.microsoft.com/office/drawing/2016/5/11/chartex" xmlns:cx6="http://schemas.microsoft.com/office/drawing/2016/5/12/chartex" xmlns:cx7="http://schemas.microsoft.com/office/drawing/2016/5/13/chartex" xmlns:cx8="http://schemas.microsoft.com/office/drawing/2016/5/14/chartex" xmlns:mc="http://schemas.openxmlformats.org/markup-compatibility/2006" xmlns:aink="http://schemas.microsoft.com/office/drawing/2016/ink" xmlns:am3d="http://schemas.microsoft.com/office/drawing/2017/model3d" xmlns:o="urn:schemas-microsoft-com:office:office" xmlns:oel="http://schemas.microsoft.com/office/2019/extlst" xmlns:r="http://schemas.openxmlformats.org/officeDocument/2006/relationships" xmlns:m="http://schemas.openxmlformats.org/officeDocument/2006/math" xmlns:v="urn:schemas-microsoft-com:vml" xmlns:wp14="http://schemas.microsoft.com/office/word/2010/wordprocessingDrawing" xmlns:wp="http://schemas.openxmlformats.org/drawingml/2006/wordprocessingDrawing" xmlns:w10="urn:schemas-microsoft-com:office:word" xmlns:w="http://schemas.openxmlformats.org/wordprocessingml/2006/main" xmlns:w14="http://schemas.microsoft.com/office/word/2010/wordml" xmlns:w15="http://schemas.microsoft.com/office/word/2012/wordml" xmlns:w16cex="http://schemas.microsoft.com/office/word/2018/wordml/cex" xmlns:w16cid="http://schemas.microsoft.com/office/word/2016/wordml/cid" xmlns:w16="http://schemas.microsoft.com/office/word/2018/wordml" xmlns:w16du="http://schemas.microsoft.com/office/word/2023/wordml/word16du" xmlns:w16sdtdh="http://schemas.microsoft.com/office/word/2020/wordml/sdtdatahash" xmlns:w16sdtfl="http://schemas.microsoft.com/office/word/2024/wordml/sdtformatlock" xmlns:w16se="http://schemas.microsoft.com/office/word/2015/wordml/symex" xmlns:wpg="http://schemas.microsoft.com/office/word/2010/wordprocessingGroup" xmlns:wpi="http://schemas.microsoft.com/office/word/2010/wordprocessingInk" xmlns:wne="http://schemas.microsoft.com/office/word/2006/wordml" xmlns:wps="http://schemas.microsoft.com/office/word/2010/wordprocessingShape" mc:Ignorable="w14 w15 w16se w16cid w16 w16cex w16sdtdh w16sdtfl w16du wp14">
   <w:tbl>
     <w:tblPr>
       <w:tblStyle w:val="Tablaconcuadrcula"/>
@@ -2065,7 +2193,7 @@
 </file>
 
 <file path=word/numbering.xml><?xml version="1.0" encoding="utf-8"?>
-<w:numbering xmlns:wpc="http://schemas.microsoft.com/office/word/2010/wordprocessingCanvas" xmlns:cx="http://schemas.microsoft.com/office/drawing/2014/chartex" xmlns:mc="http://schemas.openxmlformats.org/markup-compatibility/2006" xmlns:o="urn:schemas-microsoft-com:office:office" xmlns:r="http://schemas.openxmlformats.org/officeDocument/2006/relationships" xmlns:m="http://schemas.openxmlformats.org/officeDocument/2006/math" xmlns:v="urn:schemas-microsoft-com:vml" xmlns:wp14="http://schemas.microsoft.com/office/word/2010/wordprocessingDrawing" xmlns:wp="http://schemas.openxmlformats.org/drawingml/2006/wordprocessingDrawing" xmlns:w10="urn:schemas-microsoft-com:office:word" xmlns:w="http://schemas.openxmlformats.org/wordprocessingml/2006/main" xmlns:w14="http://schemas.microsoft.com/office/word/2010/wordml" xmlns:w15="http://schemas.microsoft.com/office/word/2012/wordml" xmlns:w16se="http://schemas.microsoft.com/office/word/2015/wordml/symex" xmlns:wpg="http://schemas.microsoft.com/office/word/2010/wordprocessingGroup" xmlns:wpi="http://schemas.microsoft.com/office/word/2010/wordprocessingInk" xmlns:wne="http://schemas.microsoft.com/office/word/2006/wordml" xmlns:wps="http://schemas.microsoft.com/office/word/2010/wordprocessingShape" mc:Ignorable="w14 w15 w16se wp14">
+<w:numbering xmlns:wpc="http://schemas.microsoft.com/office/word/2010/wordprocessingCanvas" xmlns:cx="http://schemas.microsoft.com/office/drawing/2014/chartex" xmlns:cx1="http://schemas.microsoft.com/office/drawing/2015/9/8/chartex" xmlns:cx2="http://schemas.microsoft.com/office/drawing/2015/10/21/chartex" xmlns:cx3="http://schemas.microsoft.com/office/drawing/2016/5/9/chartex" xmlns:cx4="http://schemas.microsoft.com/office/drawing/2016/5/10/chartex" xmlns:cx5="http://schemas.microsoft.com/office/drawing/2016/5/11/chartex" xmlns:cx6="http://schemas.microsoft.com/office/drawing/2016/5/12/chartex" xmlns:cx7="http://schemas.microsoft.com/office/drawing/2016/5/13/chartex" xmlns:cx8="http://schemas.microsoft.com/office/drawing/2016/5/14/chartex" xmlns:mc="http://schemas.openxmlformats.org/markup-compatibility/2006" xmlns:aink="http://schemas.microsoft.com/office/drawing/2016/ink" xmlns:am3d="http://schemas.microsoft.com/office/drawing/2017/model3d" xmlns:o="urn:schemas-microsoft-com:office:office" xmlns:oel="http://schemas.microsoft.com/office/2019/extlst" xmlns:r="http://schemas.openxmlformats.org/officeDocument/2006/relationships" xmlns:m="http://schemas.openxmlformats.org/officeDocument/2006/math" xmlns:v="urn:schemas-microsoft-com:vml" xmlns:wp14="http://schemas.microsoft.com/office/word/2010/wordprocessingDrawing" xmlns:wp="http://schemas.openxmlformats.org/drawingml/2006/wordprocessingDrawing" xmlns:w10="urn:schemas-microsoft-com:office:word" xmlns:w="http://schemas.openxmlformats.org/wordprocessingml/2006/main" xmlns:w14="http://schemas.microsoft.com/office/word/2010/wordml" xmlns:w15="http://schemas.microsoft.com/office/word/2012/wordml" xmlns:w16cex="http://schemas.microsoft.com/office/word/2018/wordml/cex" xmlns:w16cid="http://schemas.microsoft.com/office/word/2016/wordml/cid" xmlns:w16="http://schemas.microsoft.com/office/word/2018/wordml" xmlns:w16du="http://schemas.microsoft.com/office/word/2023/wordml/word16du" xmlns:w16sdtdh="http://schemas.microsoft.com/office/word/2020/wordml/sdtdatahash" xmlns:w16sdtfl="http://schemas.microsoft.com/office/word/2024/wordml/sdtformatlock" xmlns:w16se="http://schemas.microsoft.com/office/word/2015/wordml/symex" xmlns:wpg="http://schemas.microsoft.com/office/word/2010/wordprocessingGroup" xmlns:wpi="http://schemas.microsoft.com/office/word/2010/wordprocessingInk" xmlns:wne="http://schemas.microsoft.com/office/word/2006/wordml" xmlns:wps="http://schemas.microsoft.com/office/word/2010/wordprocessingShape" mc:Ignorable="w14 w15 w16se w16cid w16 w16cex w16sdtdh w16sdtfl w16du wp14">
   <w:abstractNum w:abstractNumId="0" w15:restartNumberingAfterBreak="0">
     <w:nsid w:val="049156A1"/>
     <w:multiLevelType w:val="hybridMultilevel"/>
@@ -6639,124 +6767,124 @@
       </w:rPr>
     </w:lvl>
   </w:abstractNum>
-  <w:num w:numId="1">
+  <w:num w:numId="1" w16cid:durableId="1615363248">
     <w:abstractNumId w:val="3"/>
   </w:num>
-  <w:num w:numId="2">
+  <w:num w:numId="2" w16cid:durableId="1168401754">
     <w:abstractNumId w:val="8"/>
   </w:num>
-  <w:num w:numId="3">
+  <w:num w:numId="3" w16cid:durableId="408893312">
     <w:abstractNumId w:val="12"/>
   </w:num>
-  <w:num w:numId="4">
+  <w:num w:numId="4" w16cid:durableId="477381385">
     <w:abstractNumId w:val="28"/>
   </w:num>
-  <w:num w:numId="5">
+  <w:num w:numId="5" w16cid:durableId="981081170">
     <w:abstractNumId w:val="30"/>
   </w:num>
-  <w:num w:numId="6">
+  <w:num w:numId="6" w16cid:durableId="1074740179">
     <w:abstractNumId w:val="4"/>
   </w:num>
-  <w:num w:numId="7">
+  <w:num w:numId="7" w16cid:durableId="120152181">
     <w:abstractNumId w:val="11"/>
   </w:num>
-  <w:num w:numId="8">
+  <w:num w:numId="8" w16cid:durableId="1472938047">
     <w:abstractNumId w:val="19"/>
   </w:num>
-  <w:num w:numId="9">
+  <w:num w:numId="9" w16cid:durableId="1217543156">
     <w:abstractNumId w:val="15"/>
   </w:num>
-  <w:num w:numId="10">
+  <w:num w:numId="10" w16cid:durableId="1040859633">
     <w:abstractNumId w:val="9"/>
   </w:num>
-  <w:num w:numId="11">
+  <w:num w:numId="11" w16cid:durableId="161164214">
     <w:abstractNumId w:val="24"/>
   </w:num>
-  <w:num w:numId="12">
+  <w:num w:numId="12" w16cid:durableId="977030689">
     <w:abstractNumId w:val="35"/>
   </w:num>
-  <w:num w:numId="13">
+  <w:num w:numId="13" w16cid:durableId="1203832058">
     <w:abstractNumId w:val="29"/>
   </w:num>
-  <w:num w:numId="14">
+  <w:num w:numId="14" w16cid:durableId="1409032784">
     <w:abstractNumId w:val="1"/>
   </w:num>
-  <w:num w:numId="15">
+  <w:num w:numId="15" w16cid:durableId="90668381">
     <w:abstractNumId w:val="36"/>
   </w:num>
-  <w:num w:numId="16">
+  <w:num w:numId="16" w16cid:durableId="1281375142">
     <w:abstractNumId w:val="21"/>
   </w:num>
-  <w:num w:numId="17">
+  <w:num w:numId="17" w16cid:durableId="1383334221">
     <w:abstractNumId w:val="17"/>
   </w:num>
-  <w:num w:numId="18">
+  <w:num w:numId="18" w16cid:durableId="1922441829">
     <w:abstractNumId w:val="31"/>
   </w:num>
-  <w:num w:numId="19">
+  <w:num w:numId="19" w16cid:durableId="559632869">
     <w:abstractNumId w:val="10"/>
   </w:num>
-  <w:num w:numId="20">
+  <w:num w:numId="20" w16cid:durableId="998073428">
     <w:abstractNumId w:val="39"/>
   </w:num>
-  <w:num w:numId="21">
+  <w:num w:numId="21" w16cid:durableId="712920964">
     <w:abstractNumId w:val="34"/>
   </w:num>
-  <w:num w:numId="22">
+  <w:num w:numId="22" w16cid:durableId="359353396">
     <w:abstractNumId w:val="13"/>
   </w:num>
-  <w:num w:numId="23">
+  <w:num w:numId="23" w16cid:durableId="2016372565">
     <w:abstractNumId w:val="14"/>
   </w:num>
-  <w:num w:numId="24">
+  <w:num w:numId="24" w16cid:durableId="884103066">
     <w:abstractNumId w:val="5"/>
   </w:num>
-  <w:num w:numId="25">
+  <w:num w:numId="25" w16cid:durableId="495924304">
     <w:abstractNumId w:val="16"/>
   </w:num>
-  <w:num w:numId="26">
+  <w:num w:numId="26" w16cid:durableId="1105927435">
     <w:abstractNumId w:val="20"/>
   </w:num>
-  <w:num w:numId="27">
+  <w:num w:numId="27" w16cid:durableId="1542207877">
     <w:abstractNumId w:val="23"/>
   </w:num>
-  <w:num w:numId="28">
+  <w:num w:numId="28" w16cid:durableId="1021317689">
     <w:abstractNumId w:val="0"/>
   </w:num>
-  <w:num w:numId="29">
+  <w:num w:numId="29" w16cid:durableId="1564440810">
     <w:abstractNumId w:val="18"/>
   </w:num>
-  <w:num w:numId="30">
+  <w:num w:numId="30" w16cid:durableId="1289164580">
     <w:abstractNumId w:val="22"/>
   </w:num>
-  <w:num w:numId="31">
+  <w:num w:numId="31" w16cid:durableId="1545290122">
     <w:abstractNumId w:val="2"/>
   </w:num>
-  <w:num w:numId="32">
+  <w:num w:numId="32" w16cid:durableId="1473249530">
     <w:abstractNumId w:val="7"/>
   </w:num>
-  <w:num w:numId="33">
+  <w:num w:numId="33" w16cid:durableId="1579439216">
     <w:abstractNumId w:val="32"/>
   </w:num>
-  <w:num w:numId="34">
+  <w:num w:numId="34" w16cid:durableId="718476554">
     <w:abstractNumId w:val="38"/>
   </w:num>
-  <w:num w:numId="35">
+  <w:num w:numId="35" w16cid:durableId="493573030">
     <w:abstractNumId w:val="6"/>
   </w:num>
-  <w:num w:numId="36">
+  <w:num w:numId="36" w16cid:durableId="1326861255">
     <w:abstractNumId w:val="25"/>
   </w:num>
-  <w:num w:numId="37">
+  <w:num w:numId="37" w16cid:durableId="1607620183">
     <w:abstractNumId w:val="37"/>
   </w:num>
-  <w:num w:numId="38">
+  <w:num w:numId="38" w16cid:durableId="1854342731">
     <w:abstractNumId w:val="27"/>
   </w:num>
-  <w:num w:numId="39">
+  <w:num w:numId="39" w16cid:durableId="553740942">
     <w:abstractNumId w:val="26"/>
   </w:num>
-  <w:num w:numId="40">
+  <w:num w:numId="40" w16cid:durableId="573509088">
     <w:abstractNumId w:val="33"/>
   </w:num>
   <w:numIdMacAtCleanup w:val="18"/>
@@ -6764,7 +6892,7 @@
 </file>
 
 <file path=word/styles.xml><?xml version="1.0" encoding="utf-8"?>
-<w:styles xmlns:mc="http://schemas.openxmlformats.org/markup-compatibility/2006" xmlns:r="http://schemas.openxmlformats.org/officeDocument/2006/relationships" xmlns:w="http://schemas.openxmlformats.org/wordprocessingml/2006/main" xmlns:w14="http://schemas.microsoft.com/office/word/2010/wordml" xmlns:w15="http://schemas.microsoft.com/office/word/2012/wordml" xmlns:w16se="http://schemas.microsoft.com/office/word/2015/wordml/symex" mc:Ignorable="w14 w15 w16se">
+<w:styles xmlns:mc="http://schemas.openxmlformats.org/markup-compatibility/2006" xmlns:r="http://schemas.openxmlformats.org/officeDocument/2006/relationships" xmlns:w="http://schemas.openxmlformats.org/wordprocessingml/2006/main" xmlns:w14="http://schemas.microsoft.com/office/word/2010/wordml" xmlns:w15="http://schemas.microsoft.com/office/word/2012/wordml" xmlns:w16cex="http://schemas.microsoft.com/office/word/2018/wordml/cex" xmlns:w16cid="http://schemas.microsoft.com/office/word/2016/wordml/cid" xmlns:w16="http://schemas.microsoft.com/office/word/2018/wordml" xmlns:w16du="http://schemas.microsoft.com/office/word/2023/wordml/word16du" xmlns:w16sdtdh="http://schemas.microsoft.com/office/word/2020/wordml/sdtdatahash" xmlns:w16sdtfl="http://schemas.microsoft.com/office/word/2024/wordml/sdtformatlock" xmlns:w16se="http://schemas.microsoft.com/office/word/2015/wordml/symex" mc:Ignorable="w14 w15 w16se w16cid w16 w16cex w16sdtdh w16sdtfl w16du">
   <w:docDefaults>
     <w:rPrDefault>
       <w:rPr>
@@ -6780,7 +6908,7 @@
       </w:pPr>
     </w:pPrDefault>
   </w:docDefaults>
-  <w:latentStyles w:defLockedState="0" w:defUIPriority="99" w:defSemiHidden="0" w:defUnhideWhenUsed="0" w:defQFormat="0" w:count="371">
+  <w:latentStyles w:defLockedState="0" w:defUIPriority="99" w:defSemiHidden="0" w:defUnhideWhenUsed="0" w:defQFormat="0" w:count="376">
     <w:lsdException w:name="Normal" w:uiPriority="0" w:qFormat="1"/>
     <w:lsdException w:name="heading 1" w:uiPriority="9" w:qFormat="1"/>
     <w:lsdException w:name="heading 2" w:semiHidden="1" w:uiPriority="9" w:unhideWhenUsed="1" w:qFormat="1"/>
@@ -7152,6 +7280,11 @@
     <w:lsdException w:name="List Table 5 Dark Accent 6" w:uiPriority="50"/>
     <w:lsdException w:name="List Table 6 Colorful Accent 6" w:uiPriority="51"/>
     <w:lsdException w:name="List Table 7 Colorful Accent 6" w:uiPriority="52"/>
+    <w:lsdException w:name="Mention" w:semiHidden="1" w:unhideWhenUsed="1"/>
+    <w:lsdException w:name="Smart Hyperlink" w:semiHidden="1" w:unhideWhenUsed="1"/>
+    <w:lsdException w:name="Hashtag" w:semiHidden="1" w:unhideWhenUsed="1"/>
+    <w:lsdException w:name="Unresolved Mention" w:semiHidden="1" w:unhideWhenUsed="1"/>
+    <w:lsdException w:name="Smart Link" w:semiHidden="1" w:unhideWhenUsed="1"/>
   </w:latentStyles>
   <w:style w:type="paragraph" w:default="1" w:styleId="Normal">
     <w:name w:val="Normal"/>
@@ -8135,7 +8268,7 @@
       <w:szCs w:val="24"/>
     </w:rPr>
   </w:style>
-  <w:style w:type="table" w:styleId="Cuadrculadetablaclara">
+  <w:style w:type="table" w:styleId="Tablaconcuadrculaclara">
     <w:name w:val="Grid Table Light"/>
     <w:basedOn w:val="Tablanormal"/>
     <w:uiPriority w:val="40"/>
@@ -8157,7 +8290,7 @@
   <w:style w:type="table" w:customStyle="1" w:styleId="Cuadrculadetablaclara1">
     <w:name w:val="Cuadrícula de tabla clara1"/>
     <w:basedOn w:val="Tablanormal"/>
-    <w:next w:val="Cuadrculadetablaclara"/>
+    <w:next w:val="Tablaconcuadrculaclara"/>
     <w:uiPriority w:val="40"/>
     <w:rsid w:val="00943DF1"/>
     <w:pPr>
@@ -8198,7 +8331,7 @@
       <w:spacing w:after="0" w:line="240" w:lineRule="auto"/>
     </w:pPr>
   </w:style>
-  <w:style w:type="character" w:styleId="Textoennegrita">
+  <w:style w:type="character" w:styleId="Fuerte">
     <w:name w:val="Strong"/>
     <w:basedOn w:val="Fuentedeprrafopredeter"/>
     <w:uiPriority w:val="22"/>
@@ -8210,532 +8343,6 @@
     </w:rPr>
   </w:style>
 </w:styles>
-</file>
-
-<file path=word/glossary/document.xml><?xml version="1.0" encoding="utf-8"?>
-<w:glossaryDocument xmlns:wpc="http://schemas.microsoft.com/office/word/2010/wordprocessingCanvas" xmlns:cx="http://schemas.microsoft.com/office/drawing/2014/chartex" xmlns:mc="http://schemas.openxmlformats.org/markup-compatibility/2006" xmlns:o="urn:schemas-microsoft-com:office:office" xmlns:r="http://schemas.openxmlformats.org/officeDocument/2006/relationships" xmlns:m="http://schemas.openxmlformats.org/officeDocument/2006/math" xmlns:v="urn:schemas-microsoft-com:vml" xmlns:wp14="http://schemas.microsoft.com/office/word/2010/wordprocessingDrawing" xmlns:wp="http://schemas.openxmlformats.org/drawingml/2006/wordprocessingDrawing" xmlns:w10="urn:schemas-microsoft-com:office:word" xmlns:w="http://schemas.openxmlformats.org/wordprocessingml/2006/main" xmlns:w14="http://schemas.microsoft.com/office/word/2010/wordml" xmlns:w15="http://schemas.microsoft.com/office/word/2012/wordml" xmlns:w16se="http://schemas.microsoft.com/office/word/2015/wordml/symex" xmlns:wpg="http://schemas.microsoft.com/office/word/2010/wordprocessingGroup" xmlns:wpi="http://schemas.microsoft.com/office/word/2010/wordprocessingInk" xmlns:wne="http://schemas.microsoft.com/office/word/2006/wordml" xmlns:wps="http://schemas.microsoft.com/office/word/2010/wordprocessingShape" mc:Ignorable="w14 w15 w16se wp14"/>
-</file>
-
-<file path=word/glossary/fontTable.xml><?xml version="1.0" encoding="utf-8"?>
-<w:fonts xmlns:mc="http://schemas.openxmlformats.org/markup-compatibility/2006" xmlns:r="http://schemas.openxmlformats.org/officeDocument/2006/relationships" xmlns:w="http://schemas.openxmlformats.org/wordprocessingml/2006/main" xmlns:w14="http://schemas.microsoft.com/office/word/2010/wordml" xmlns:w15="http://schemas.microsoft.com/office/word/2012/wordml" xmlns:w16se="http://schemas.microsoft.com/office/word/2015/wordml/symex" mc:Ignorable="w14 w15 w16se">
-  <w:font w:name="Calibri">
-    <w:panose1 w:val="020F0502020204030204"/>
-    <w:charset w:val="00"/>
-    <w:family w:val="swiss"/>
-    <w:pitch w:val="variable"/>
-    <w:sig w:usb0="E4002EFF" w:usb1="C000247B" w:usb2="00000009" w:usb3="00000000" w:csb0="000001FF" w:csb1="00000000"/>
-  </w:font>
-  <w:font w:name="Times New Roman">
-    <w:panose1 w:val="02020603050405020304"/>
-    <w:charset w:val="00"/>
-    <w:family w:val="roman"/>
-    <w:pitch w:val="variable"/>
-    <w:sig w:usb0="E0002EFF" w:usb1="C000785B" w:usb2="00000009" w:usb3="00000000" w:csb0="000001FF" w:csb1="00000000"/>
-  </w:font>
-  <w:font w:name="Courier New">
-    <w:panose1 w:val="02070309020205020404"/>
-    <w:charset w:val="00"/>
-    <w:family w:val="modern"/>
-    <w:pitch w:val="fixed"/>
-    <w:sig w:usb0="E0002EFF" w:usb1="C0007843" w:usb2="00000009" w:usb3="00000000" w:csb0="000001FF" w:csb1="00000000"/>
-  </w:font>
-  <w:font w:name="Wingdings">
-    <w:panose1 w:val="05000000000000000000"/>
-    <w:charset w:val="02"/>
-    <w:family w:val="auto"/>
-    <w:pitch w:val="variable"/>
-    <w:sig w:usb0="00000000" w:usb1="10000000" w:usb2="00000000" w:usb3="00000000" w:csb0="80000000" w:csb1="00000000"/>
-  </w:font>
-  <w:font w:name="Symbol">
-    <w:panose1 w:val="05050102010706020507"/>
-    <w:charset w:val="02"/>
-    <w:family w:val="roman"/>
-    <w:pitch w:val="variable"/>
-    <w:sig w:usb0="00000000" w:usb1="10000000" w:usb2="00000000" w:usb3="00000000" w:csb0="80000000" w:csb1="00000000"/>
-  </w:font>
-  <w:font w:name="Calibri Light">
-    <w:panose1 w:val="020F0302020204030204"/>
-    <w:charset w:val="00"/>
-    <w:family w:val="swiss"/>
-    <w:pitch w:val="variable"/>
-    <w:sig w:usb0="E4002EFF" w:usb1="C000247B" w:usb2="00000009" w:usb3="00000000" w:csb0="000001FF" w:csb1="00000000"/>
-  </w:font>
-  <w:font w:name="Segoe UI">
-    <w:panose1 w:val="020B0502040204020203"/>
-    <w:charset w:val="00"/>
-    <w:family w:val="swiss"/>
-    <w:pitch w:val="variable"/>
-    <w:sig w:usb0="E4002EFF" w:usb1="C000E47F" w:usb2="00000009" w:usb3="00000000" w:csb0="000001FF" w:csb1="00000000"/>
-  </w:font>
-  <w:font w:name="Century Gothic">
-    <w:panose1 w:val="020B0502020202020204"/>
-    <w:charset w:val="00"/>
-    <w:family w:val="swiss"/>
-    <w:pitch w:val="variable"/>
-    <w:sig w:usb0="00000287" w:usb1="00000000" w:usb2="00000000" w:usb3="00000000" w:csb0="0000009F" w:csb1="00000000"/>
-  </w:font>
-</w:fonts>
-</file>
-
-<file path=word/glossary/settings.xml><?xml version="1.0" encoding="utf-8"?>
-<w:settings xmlns:mc="http://schemas.openxmlformats.org/markup-compatibility/2006" xmlns:o="urn:schemas-microsoft-com:office:office" xmlns:r="http://schemas.openxmlformats.org/officeDocument/2006/relationships" xmlns:m="http://schemas.openxmlformats.org/officeDocument/2006/math" xmlns:v="urn:schemas-microsoft-com:vml" xmlns:w10="urn:schemas-microsoft-com:office:word" xmlns:w="http://schemas.openxmlformats.org/wordprocessingml/2006/main" xmlns:w14="http://schemas.microsoft.com/office/word/2010/wordml" xmlns:w15="http://schemas.microsoft.com/office/word/2012/wordml" xmlns:w16se="http://schemas.microsoft.com/office/word/2015/wordml/symex" xmlns:sl="http://schemas.openxmlformats.org/schemaLibrary/2006/main" mc:Ignorable="w14 w15 w16se">
-  <w:defaultTabStop w:val="708"/>
-  <w:hyphenationZone w:val="425"/>
-  <w:characterSpacingControl w:val="doNotCompress"/>
-  <w:compat>
-    <w:useFELayout/>
-    <w:compatSetting w:name="compatibilityMode" w:uri="http://schemas.microsoft.com/office/word" w:val="12"/>
-  </w:compat>
-  <w:rsids>
-    <w:rsidRoot w:val="008F14D6"/>
-    <w:rsid w:val="008F14D6"/>
-  </w:rsids>
-  <m:mathPr>
-    <m:mathFont m:val="Cambria Math"/>
-    <m:brkBin m:val="before"/>
-    <m:brkBinSub m:val="--"/>
-    <m:smallFrac m:val="0"/>
-    <m:dispDef/>
-    <m:lMargin m:val="0"/>
-    <m:rMargin m:val="0"/>
-    <m:defJc m:val="centerGroup"/>
-    <m:wrapIndent m:val="1440"/>
-    <m:intLim m:val="subSup"/>
-    <m:naryLim m:val="undOvr"/>
-  </m:mathPr>
-  <w:themeFontLang w:val="es-CL"/>
-  <w:clrSchemeMapping w:bg1="light1" w:t1="dark1" w:bg2="light2" w:t2="dark2" w:accent1="accent1" w:accent2="accent2" w:accent3="accent3" w:accent4="accent4" w:accent5="accent5" w:accent6="accent6" w:hyperlink="hyperlink" w:followedHyperlink="followedHyperlink"/>
-  <w:decimalSymbol w:val=","/>
-  <w:listSeparator w:val=";"/>
-</w:settings>
-</file>
-
-<file path=word/glossary/styles.xml><?xml version="1.0" encoding="utf-8"?>
-<w:styles xmlns:mc="http://schemas.openxmlformats.org/markup-compatibility/2006" xmlns:r="http://schemas.openxmlformats.org/officeDocument/2006/relationships" xmlns:w="http://schemas.openxmlformats.org/wordprocessingml/2006/main" xmlns:w14="http://schemas.microsoft.com/office/word/2010/wordml" xmlns:w15="http://schemas.microsoft.com/office/word/2012/wordml" xmlns:w16se="http://schemas.microsoft.com/office/word/2015/wordml/symex" mc:Ignorable="w14 w15 w16se">
-  <w:docDefaults>
-    <w:rPrDefault>
-      <w:rPr>
-        <w:rFonts w:asciiTheme="minorHAnsi" w:eastAsiaTheme="minorEastAsia" w:hAnsiTheme="minorHAnsi" w:cstheme="minorBidi"/>
-        <w:sz w:val="22"/>
-        <w:szCs w:val="22"/>
-        <w:lang w:val="es-CL" w:eastAsia="es-CL" w:bidi="ar-SA"/>
-      </w:rPr>
-    </w:rPrDefault>
-    <w:pPrDefault>
-      <w:pPr>
-        <w:spacing w:after="160" w:line="259" w:lineRule="auto"/>
-      </w:pPr>
-    </w:pPrDefault>
-  </w:docDefaults>
-  <w:latentStyles w:defLockedState="0" w:defUIPriority="99" w:defSemiHidden="0" w:defUnhideWhenUsed="0" w:defQFormat="0" w:count="371">
-    <w:lsdException w:name="Normal" w:uiPriority="0" w:qFormat="1"/>
-    <w:lsdException w:name="heading 1" w:uiPriority="9" w:qFormat="1"/>
-    <w:lsdException w:name="heading 2" w:semiHidden="1" w:uiPriority="9" w:unhideWhenUsed="1" w:qFormat="1"/>
-    <w:lsdException w:name="heading 3" w:semiHidden="1" w:uiPriority="9" w:unhideWhenUsed="1" w:qFormat="1"/>
-    <w:lsdException w:name="heading 4" w:semiHidden="1" w:uiPriority="9" w:unhideWhenUsed="1" w:qFormat="1"/>
-    <w:lsdException w:name="heading 5" w:semiHidden="1" w:uiPriority="9" w:unhideWhenUsed="1" w:qFormat="1"/>
-    <w:lsdException w:name="heading 6" w:semiHidden="1" w:uiPriority="9" w:unhideWhenUsed="1" w:qFormat="1"/>
-    <w:lsdException w:name="heading 7" w:semiHidden="1" w:uiPriority="9" w:unhideWhenUsed="1" w:qFormat="1"/>
-    <w:lsdException w:name="heading 8" w:semiHidden="1" w:uiPriority="9" w:unhideWhenUsed="1" w:qFormat="1"/>
-    <w:lsdException w:name="heading 9" w:semiHidden="1" w:uiPriority="9" w:unhideWhenUsed="1" w:qFormat="1"/>
-    <w:lsdException w:name="index 1" w:semiHidden="1" w:unhideWhenUsed="1"/>
-    <w:lsdException w:name="index 2" w:semiHidden="1" w:unhideWhenUsed="1"/>
-    <w:lsdException w:name="index 3" w:semiHidden="1" w:unhideWhenUsed="1"/>
-    <w:lsdException w:name="index 4" w:semiHidden="1" w:unhideWhenUsed="1"/>
-    <w:lsdException w:name="index 5" w:semiHidden="1" w:unhideWhenUsed="1"/>
-    <w:lsdException w:name="index 6" w:semiHidden="1" w:unhideWhenUsed="1"/>
-    <w:lsdException w:name="index 7" w:semiHidden="1" w:unhideWhenUsed="1"/>
-    <w:lsdException w:name="index 8" w:semiHidden="1" w:unhideWhenUsed="1"/>
-    <w:lsdException w:name="index 9" w:semiHidden="1" w:unhideWhenUsed="1"/>
-    <w:lsdException w:name="toc 1" w:semiHidden="1" w:uiPriority="39" w:unhideWhenUsed="1"/>
-    <w:lsdException w:name="toc 2" w:semiHidden="1" w:uiPriority="39" w:unhideWhenUsed="1"/>
-    <w:lsdException w:name="toc 3" w:semiHidden="1" w:uiPriority="39" w:unhideWhenUsed="1"/>
-    <w:lsdException w:name="toc 4" w:semiHidden="1" w:uiPriority="39" w:unhideWhenUsed="1"/>
-    <w:lsdException w:name="toc 5" w:semiHidden="1" w:uiPriority="39" w:unhideWhenUsed="1"/>
-    <w:lsdException w:name="toc 6" w:semiHidden="1" w:uiPriority="39" w:unhideWhenUsed="1"/>
-    <w:lsdException w:name="toc 7" w:semiHidden="1" w:uiPriority="39" w:unhideWhenUsed="1"/>
-    <w:lsdException w:name="toc 8" w:semiHidden="1" w:uiPriority="39" w:unhideWhenUsed="1"/>
-    <w:lsdException w:name="toc 9" w:semiHidden="1" w:uiPriority="39" w:unhideWhenUsed="1"/>
-    <w:lsdException w:name="Normal Indent" w:semiHidden="1" w:unhideWhenUsed="1"/>
-    <w:lsdException w:name="footnote text" w:semiHidden="1" w:unhideWhenUsed="1"/>
-    <w:lsdException w:name="annotation text" w:semiHidden="1" w:unhideWhenUsed="1"/>
-    <w:lsdException w:name="header" w:semiHidden="1" w:unhideWhenUsed="1"/>
-    <w:lsdException w:name="footer" w:semiHidden="1" w:unhideWhenUsed="1"/>
-    <w:lsdException w:name="index heading" w:semiHidden="1" w:unhideWhenUsed="1"/>
-    <w:lsdException w:name="caption" w:semiHidden="1" w:uiPriority="35" w:unhideWhenUsed="1" w:qFormat="1"/>
-    <w:lsdException w:name="table of figures" w:semiHidden="1" w:unhideWhenUsed="1"/>
-    <w:lsdException w:name="envelope address" w:semiHidden="1" w:unhideWhenUsed="1"/>
-    <w:lsdException w:name="envelope return" w:semiHidden="1" w:unhideWhenUsed="1"/>
-    <w:lsdException w:name="footnote reference" w:semiHidden="1" w:unhideWhenUsed="1"/>
-    <w:lsdException w:name="annotation reference" w:semiHidden="1" w:unhideWhenUsed="1"/>
-    <w:lsdException w:name="line number" w:semiHidden="1" w:unhideWhenUsed="1"/>
-    <w:lsdException w:name="page number" w:semiHidden="1" w:unhideWhenUsed="1"/>
-    <w:lsdException w:name="endnote reference" w:semiHidden="1" w:unhideWhenUsed="1"/>
-    <w:lsdException w:name="endnote text" w:semiHidden="1" w:unhideWhenUsed="1"/>
-    <w:lsdException w:name="table of authorities" w:semiHidden="1" w:unhideWhenUsed="1"/>
-    <w:lsdException w:name="macro" w:semiHidden="1" w:unhideWhenUsed="1"/>
-    <w:lsdException w:name="toa heading" w:semiHidden="1" w:unhideWhenUsed="1"/>
-    <w:lsdException w:name="List" w:semiHidden="1" w:unhideWhenUsed="1"/>
-    <w:lsdException w:name="List Bullet" w:semiHidden="1" w:unhideWhenUsed="1"/>
-    <w:lsdException w:name="List Number" w:semiHidden="1" w:unhideWhenUsed="1"/>
-    <w:lsdException w:name="List 2" w:semiHidden="1" w:unhideWhenUsed="1"/>
-    <w:lsdException w:name="List 3" w:semiHidden="1" w:unhideWhenUsed="1"/>
-    <w:lsdException w:name="List 4" w:semiHidden="1" w:unhideWhenUsed="1"/>
-    <w:lsdException w:name="List 5" w:semiHidden="1" w:unhideWhenUsed="1"/>
-    <w:lsdException w:name="List Bullet 2" w:semiHidden="1" w:unhideWhenUsed="1"/>
-    <w:lsdException w:name="List Bullet 3" w:semiHidden="1" w:unhideWhenUsed="1"/>
-    <w:lsdException w:name="List Bullet 4" w:semiHidden="1" w:unhideWhenUsed="1"/>
-    <w:lsdException w:name="List Bullet 5" w:semiHidden="1" w:unhideWhenUsed="1"/>
-    <w:lsdException w:name="List Number 2" w:semiHidden="1" w:unhideWhenUsed="1"/>
-    <w:lsdException w:name="List Number 3" w:semiHidden="1" w:unhideWhenUsed="1"/>
-    <w:lsdException w:name="List Number 4" w:semiHidden="1" w:unhideWhenUsed="1"/>
-    <w:lsdException w:name="List Number 5" w:semiHidden="1" w:unhideWhenUsed="1"/>
-    <w:lsdException w:name="Title" w:uiPriority="10" w:qFormat="1"/>
-    <w:lsdException w:name="Closing" w:semiHidden="1" w:unhideWhenUsed="1"/>
-    <w:lsdException w:name="Signature" w:semiHidden="1" w:unhideWhenUsed="1"/>
-    <w:lsdException w:name="Default Paragraph Font" w:semiHidden="1" w:uiPriority="1" w:unhideWhenUsed="1"/>
-    <w:lsdException w:name="Body Text" w:semiHidden="1" w:unhideWhenUsed="1"/>
-    <w:lsdException w:name="Body Text Indent" w:semiHidden="1" w:unhideWhenUsed="1"/>
-    <w:lsdException w:name="List Continue" w:semiHidden="1" w:unhideWhenUsed="1"/>
-    <w:lsdException w:name="List Continue 2" w:semiHidden="1" w:unhideWhenUsed="1"/>
-    <w:lsdException w:name="List Continue 3" w:semiHidden="1" w:unhideWhenUsed="1"/>
-    <w:lsdException w:name="List Continue 4" w:semiHidden="1" w:unhideWhenUsed="1"/>
-    <w:lsdException w:name="List Continue 5" w:semiHidden="1" w:unhideWhenUsed="1"/>
-    <w:lsdException w:name="Message Header" w:semiHidden="1" w:unhideWhenUsed="1"/>
-    <w:lsdException w:name="Subtitle" w:uiPriority="11" w:qFormat="1"/>
-    <w:lsdException w:name="Salutation" w:semiHidden="1" w:unhideWhenUsed="1"/>
-    <w:lsdException w:name="Date" w:semiHidden="1" w:unhideWhenUsed="1"/>
-    <w:lsdException w:name="Body Text First Indent" w:semiHidden="1" w:unhideWhenUsed="1"/>
-    <w:lsdException w:name="Body Text First Indent 2" w:semiHidden="1" w:unhideWhenUsed="1"/>
-    <w:lsdException w:name="Note Heading" w:semiHidden="1" w:unhideWhenUsed="1"/>
-    <w:lsdException w:name="Body Text 2" w:semiHidden="1" w:unhideWhenUsed="1"/>
-    <w:lsdException w:name="Body Text 3" w:semiHidden="1" w:unhideWhenUsed="1"/>
-    <w:lsdException w:name="Body Text Indent 2" w:semiHidden="1" w:unhideWhenUsed="1"/>
-    <w:lsdException w:name="Body Text Indent 3" w:semiHidden="1" w:unhideWhenUsed="1"/>
-    <w:lsdException w:name="Block Text" w:semiHidden="1" w:unhideWhenUsed="1"/>
-    <w:lsdException w:name="Hyperlink" w:semiHidden="1" w:unhideWhenUsed="1"/>
-    <w:lsdException w:name="FollowedHyperlink" w:semiHidden="1" w:unhideWhenUsed="1"/>
-    <w:lsdException w:name="Strong" w:uiPriority="22" w:qFormat="1"/>
-    <w:lsdException w:name="Emphasis" w:uiPriority="20" w:qFormat="1"/>
-    <w:lsdException w:name="Document Map" w:semiHidden="1" w:unhideWhenUsed="1"/>
-    <w:lsdException w:name="Plain Text" w:semiHidden="1" w:unhideWhenUsed="1"/>
-    <w:lsdException w:name="E-mail Signature" w:semiHidden="1" w:unhideWhenUsed="1"/>
-    <w:lsdException w:name="HTML Top of Form" w:semiHidden="1" w:unhideWhenUsed="1"/>
-    <w:lsdException w:name="HTML Bottom of Form" w:semiHidden="1" w:unhideWhenUsed="1"/>
-    <w:lsdException w:name="Normal (Web)" w:semiHidden="1" w:unhideWhenUsed="1"/>
-    <w:lsdException w:name="HTML Acronym" w:semiHidden="1" w:unhideWhenUsed="1"/>
-    <w:lsdException w:name="HTML Address" w:semiHidden="1" w:unhideWhenUsed="1"/>
-    <w:lsdException w:name="HTML Cite" w:semiHidden="1" w:unhideWhenUsed="1"/>
-    <w:lsdException w:name="HTML Code" w:semiHidden="1" w:unhideWhenUsed="1"/>
-    <w:lsdException w:name="HTML Definition" w:semiHidden="1" w:unhideWhenUsed="1"/>
-    <w:lsdException w:name="HTML Keyboard" w:semiHidden="1" w:unhideWhenUsed="1"/>
-    <w:lsdException w:name="HTML Preformatted" w:semiHidden="1" w:unhideWhenUsed="1"/>
-    <w:lsdException w:name="HTML Sample" w:semiHidden="1" w:unhideWhenUsed="1"/>
-    <w:lsdException w:name="HTML Typewriter" w:semiHidden="1" w:unhideWhenUsed="1"/>
-    <w:lsdException w:name="HTML Variable" w:semiHidden="1" w:unhideWhenUsed="1"/>
-    <w:lsdException w:name="Normal Table" w:semiHidden="1" w:unhideWhenUsed="1"/>
-    <w:lsdException w:name="annotation subject" w:semiHidden="1" w:unhideWhenUsed="1"/>
-    <w:lsdException w:name="No List" w:semiHidden="1" w:unhideWhenUsed="1"/>
-    <w:lsdException w:name="Outline List 1" w:semiHidden="1" w:unhideWhenUsed="1"/>
-    <w:lsdException w:name="Outline List 2" w:semiHidden="1" w:unhideWhenUsed="1"/>
-    <w:lsdException w:name="Outline List 3" w:semiHidden="1" w:unhideWhenUsed="1"/>
-    <w:lsdException w:name="Table Simple 1" w:semiHidden="1" w:unhideWhenUsed="1"/>
-    <w:lsdException w:name="Table Simple 2" w:semiHidden="1" w:unhideWhenUsed="1"/>
-    <w:lsdException w:name="Table Simple 3" w:semiHidden="1" w:unhideWhenUsed="1"/>
-    <w:lsdException w:name="Table Classic 1" w:semiHidden="1" w:unhideWhenUsed="1"/>
-    <w:lsdException w:name="Table Classic 2" w:semiHidden="1" w:unhideWhenUsed="1"/>
-    <w:lsdException w:name="Table Classic 3" w:semiHidden="1" w:unhideWhenUsed="1"/>
-    <w:lsdException w:name="Table Classic 4" w:semiHidden="1" w:unhideWhenUsed="1"/>
-    <w:lsdException w:name="Table Colorful 1" w:semiHidden="1" w:unhideWhenUsed="1"/>
-    <w:lsdException w:name="Table Colorful 2" w:semiHidden="1" w:unhideWhenUsed="1"/>
-    <w:lsdException w:name="Table Colorful 3" w:semiHidden="1" w:unhideWhenUsed="1"/>
-    <w:lsdException w:name="Table Columns 1" w:semiHidden="1" w:unhideWhenUsed="1"/>
-    <w:lsdException w:name="Table Columns 2" w:semiHidden="1" w:unhideWhenUsed="1"/>
-    <w:lsdException w:name="Table Columns 3" w:semiHidden="1" w:unhideWhenUsed="1"/>
-    <w:lsdException w:name="Table Columns 4" w:semiHidden="1" w:unhideWhenUsed="1"/>
-    <w:lsdException w:name="Table Columns 5" w:semiHidden="1" w:unhideWhenUsed="1"/>
-    <w:lsdException w:name="Table Grid 1" w:semiHidden="1" w:unhideWhenUsed="1"/>
-    <w:lsdException w:name="Table Grid 2" w:semiHidden="1" w:unhideWhenUsed="1"/>
-    <w:lsdException w:name="Table Grid 3" w:semiHidden="1" w:unhideWhenUsed="1"/>
-    <w:lsdException w:name="Table Grid 4" w:semiHidden="1" w:unhideWhenUsed="1"/>
-    <w:lsdException w:name="Table Grid 5" w:semiHidden="1" w:unhideWhenUsed="1"/>
-    <w:lsdException w:name="Table Grid 6" w:semiHidden="1" w:unhideWhenUsed="1"/>
-    <w:lsdException w:name="Table Grid 7" w:semiHidden="1" w:unhideWhenUsed="1"/>
-    <w:lsdException w:name="Table Grid 8" w:semiHidden="1" w:unhideWhenUsed="1"/>
-    <w:lsdException w:name="Table List 1" w:semiHidden="1" w:unhideWhenUsed="1"/>
-    <w:lsdException w:name="Table List 2" w:semiHidden="1" w:unhideWhenUsed="1"/>
-    <w:lsdException w:name="Table List 3" w:semiHidden="1" w:unhideWhenUsed="1"/>
-    <w:lsdException w:name="Table List 4" w:semiHidden="1" w:unhideWhenUsed="1"/>
-    <w:lsdException w:name="Table List 5" w:semiHidden="1" w:unhideWhenUsed="1"/>
-    <w:lsdException w:name="Table List 6" w:semiHidden="1" w:unhideWhenUsed="1"/>
-    <w:lsdException w:name="Table List 7" w:semiHidden="1" w:unhideWhenUsed="1"/>
-    <w:lsdException w:name="Table List 8" w:semiHidden="1" w:unhideWhenUsed="1"/>
-    <w:lsdException w:name="Table 3D effects 1" w:semiHidden="1" w:unhideWhenUsed="1"/>
-    <w:lsdException w:name="Table 3D effects 2" w:semiHidden="1" w:unhideWhenUsed="1"/>
-    <w:lsdException w:name="Table 3D effects 3" w:semiHidden="1" w:unhideWhenUsed="1"/>
-    <w:lsdException w:name="Table Contemporary" w:semiHidden="1" w:unhideWhenUsed="1"/>
-    <w:lsdException w:name="Table Elegant" w:semiHidden="1" w:unhideWhenUsed="1"/>
-    <w:lsdException w:name="Table Professional" w:semiHidden="1" w:unhideWhenUsed="1"/>
-    <w:lsdException w:name="Table Subtle 1" w:semiHidden="1" w:unhideWhenUsed="1"/>
-    <w:lsdException w:name="Table Subtle 2" w:semiHidden="1" w:unhideWhenUsed="1"/>
-    <w:lsdException w:name="Table Web 1" w:semiHidden="1" w:unhideWhenUsed="1"/>
-    <w:lsdException w:name="Table Web 2" w:semiHidden="1" w:unhideWhenUsed="1"/>
-    <w:lsdException w:name="Table Web 3" w:semiHidden="1" w:unhideWhenUsed="1"/>
-    <w:lsdException w:name="Balloon Text" w:semiHidden="1" w:unhideWhenUsed="1"/>
-    <w:lsdException w:name="Table Grid" w:uiPriority="39"/>
-    <w:lsdException w:name="Table Theme" w:semiHidden="1" w:unhideWhenUsed="1"/>
-    <w:lsdException w:name="Placeholder Text" w:semiHidden="1"/>
-    <w:lsdException w:name="No Spacing" w:uiPriority="1" w:qFormat="1"/>
-    <w:lsdException w:name="Light Shading" w:uiPriority="60"/>
-    <w:lsdException w:name="Light List" w:uiPriority="61"/>
-    <w:lsdException w:name="Light Grid" w:uiPriority="62"/>
-    <w:lsdException w:name="Medium Shading 1" w:uiPriority="63"/>
-    <w:lsdException w:name="Medium Shading 2" w:uiPriority="64"/>
-    <w:lsdException w:name="Medium List 1" w:uiPriority="65"/>
-    <w:lsdException w:name="Medium List 2" w:uiPriority="66"/>
-    <w:lsdException w:name="Medium Grid 1" w:uiPriority="67"/>
-    <w:lsdException w:name="Medium Grid 2" w:uiPriority="68"/>
-    <w:lsdException w:name="Medium Grid 3" w:uiPriority="69"/>
-    <w:lsdException w:name="Dark List" w:uiPriority="70"/>
-    <w:lsdException w:name="Colorful Shading" w:uiPriority="71"/>
-    <w:lsdException w:name="Colorful List" w:uiPriority="72"/>
-    <w:lsdException w:name="Colorful Grid" w:uiPriority="73"/>
-    <w:lsdException w:name="Light Shading Accent 1" w:uiPriority="60"/>
-    <w:lsdException w:name="Light List Accent 1" w:uiPriority="61"/>
-    <w:lsdException w:name="Light Grid Accent 1" w:uiPriority="62"/>
-    <w:lsdException w:name="Medium Shading 1 Accent 1" w:uiPriority="63"/>
-    <w:lsdException w:name="Medium Shading 2 Accent 1" w:uiPriority="64"/>
-    <w:lsdException w:name="Medium List 1 Accent 1" w:uiPriority="65"/>
-    <w:lsdException w:name="Revision" w:semiHidden="1"/>
-    <w:lsdException w:name="List Paragraph" w:uiPriority="34" w:qFormat="1"/>
-    <w:lsdException w:name="Quote" w:uiPriority="29" w:qFormat="1"/>
-    <w:lsdException w:name="Intense Quote" w:uiPriority="30" w:qFormat="1"/>
-    <w:lsdException w:name="Medium List 2 Accent 1" w:uiPriority="66"/>
-    <w:lsdException w:name="Medium Grid 1 Accent 1" w:uiPriority="67"/>
-    <w:lsdException w:name="Medium Grid 2 Accent 1" w:uiPriority="68"/>
-    <w:lsdException w:name="Medium Grid 3 Accent 1" w:uiPriority="69"/>
-    <w:lsdException w:name="Dark List Accent 1" w:uiPriority="70"/>
-    <w:lsdException w:name="Colorful Shading Accent 1" w:uiPriority="71"/>
-    <w:lsdException w:name="Colorful List Accent 1" w:uiPriority="72"/>
-    <w:lsdException w:name="Colorful Grid Accent 1" w:uiPriority="73"/>
-    <w:lsdException w:name="Light Shading Accent 2" w:uiPriority="60"/>
-    <w:lsdException w:name="Light List Accent 2" w:uiPriority="61"/>
-    <w:lsdException w:name="Light Grid Accent 2" w:uiPriority="62"/>
-    <w:lsdException w:name="Medium Shading 1 Accent 2" w:uiPriority="63"/>
-    <w:lsdException w:name="Medium Shading 2 Accent 2" w:uiPriority="64"/>
-    <w:lsdException w:name="Medium List 1 Accent 2" w:uiPriority="65"/>
-    <w:lsdException w:name="Medium List 2 Accent 2" w:uiPriority="66"/>
-    <w:lsdException w:name="Medium Grid 1 Accent 2" w:uiPriority="67"/>
-    <w:lsdException w:name="Medium Grid 2 Accent 2" w:uiPriority="68"/>
-    <w:lsdException w:name="Medium Grid 3 Accent 2" w:uiPriority="69"/>
-    <w:lsdException w:name="Dark List Accent 2" w:uiPriority="70"/>
-    <w:lsdException w:name="Colorful Shading Accent 2" w:uiPriority="71"/>
-    <w:lsdException w:name="Colorful List Accent 2" w:uiPriority="72"/>
-    <w:lsdException w:name="Colorful Grid Accent 2" w:uiPriority="73"/>
-    <w:lsdException w:name="Light Shading Accent 3" w:uiPriority="60"/>
-    <w:lsdException w:name="Light List Accent 3" w:uiPriority="61"/>
-    <w:lsdException w:name="Light Grid Accent 3" w:uiPriority="62"/>
-    <w:lsdException w:name="Medium Shading 1 Accent 3" w:uiPriority="63"/>
-    <w:lsdException w:name="Medium Shading 2 Accent 3" w:uiPriority="64"/>
-    <w:lsdException w:name="Medium List 1 Accent 3" w:uiPriority="65"/>
-    <w:lsdException w:name="Medium List 2 Accent 3" w:uiPriority="66"/>
-    <w:lsdException w:name="Medium Grid 1 Accent 3" w:uiPriority="67"/>
-    <w:lsdException w:name="Medium Grid 2 Accent 3" w:uiPriority="68"/>
-    <w:lsdException w:name="Medium Grid 3 Accent 3" w:uiPriority="69"/>
-    <w:lsdException w:name="Dark List Accent 3" w:uiPriority="70"/>
-    <w:lsdException w:name="Colorful Shading Accent 3" w:uiPriority="71"/>
-    <w:lsdException w:name="Colorful List Accent 3" w:uiPriority="72"/>
-    <w:lsdException w:name="Colorful Grid Accent 3" w:uiPriority="73"/>
-    <w:lsdException w:name="Light Shading Accent 4" w:uiPriority="60"/>
-    <w:lsdException w:name="Light List Accent 4" w:uiPriority="61"/>
-    <w:lsdException w:name="Light Grid Accent 4" w:uiPriority="62"/>
-    <w:lsdException w:name="Medium Shading 1 Accent 4" w:uiPriority="63"/>
-    <w:lsdException w:name="Medium Shading 2 Accent 4" w:uiPriority="64"/>
-    <w:lsdException w:name="Medium List 1 Accent 4" w:uiPriority="65"/>
-    <w:lsdException w:name="Medium List 2 Accent 4" w:uiPriority="66"/>
-    <w:lsdException w:name="Medium Grid 1 Accent 4" w:uiPriority="67"/>
-    <w:lsdException w:name="Medium Grid 2 Accent 4" w:uiPriority="68"/>
-    <w:lsdException w:name="Medium Grid 3 Accent 4" w:uiPriority="69"/>
-    <w:lsdException w:name="Dark List Accent 4" w:uiPriority="70"/>
-    <w:lsdException w:name="Colorful Shading Accent 4" w:uiPriority="71"/>
-    <w:lsdException w:name="Colorful List Accent 4" w:uiPriority="72"/>
-    <w:lsdException w:name="Colorful Grid Accent 4" w:uiPriority="73"/>
-    <w:lsdException w:name="Light Shading Accent 5" w:uiPriority="60"/>
-    <w:lsdException w:name="Light List Accent 5" w:uiPriority="61"/>
-    <w:lsdException w:name="Light Grid Accent 5" w:uiPriority="62"/>
-    <w:lsdException w:name="Medium Shading 1 Accent 5" w:uiPriority="63"/>
-    <w:lsdException w:name="Medium Shading 2 Accent 5" w:uiPriority="64"/>
-    <w:lsdException w:name="Medium List 1 Accent 5" w:uiPriority="65"/>
-    <w:lsdException w:name="Medium List 2 Accent 5" w:uiPriority="66"/>
-    <w:lsdException w:name="Medium Grid 1 Accent 5" w:uiPriority="67"/>
-    <w:lsdException w:name="Medium Grid 2 Accent 5" w:uiPriority="68"/>
-    <w:lsdException w:name="Medium Grid 3 Accent 5" w:uiPriority="69"/>
-    <w:lsdException w:name="Dark List Accent 5" w:uiPriority="70"/>
-    <w:lsdException w:name="Colorful Shading Accent 5" w:uiPriority="71"/>
-    <w:lsdException w:name="Colorful List Accent 5" w:uiPriority="72"/>
-    <w:lsdException w:name="Colorful Grid Accent 5" w:uiPriority="73"/>
-    <w:lsdException w:name="Light Shading Accent 6" w:uiPriority="60"/>
-    <w:lsdException w:name="Light List Accent 6" w:uiPriority="61"/>
-    <w:lsdException w:name="Light Grid Accent 6" w:uiPriority="62"/>
-    <w:lsdException w:name="Medium Shading 1 Accent 6" w:uiPriority="63"/>
-    <w:lsdException w:name="Medium Shading 2 Accent 6" w:uiPriority="64"/>
-    <w:lsdException w:name="Medium List 1 Accent 6" w:uiPriority="65"/>
-    <w:lsdException w:name="Medium List 2 Accent 6" w:uiPriority="66"/>
-    <w:lsdException w:name="Medium Grid 1 Accent 6" w:uiPriority="67"/>
-    <w:lsdException w:name="Medium Grid 2 Accent 6" w:uiPriority="68"/>
-    <w:lsdException w:name="Medium Grid 3 Accent 6" w:uiPriority="69"/>
-    <w:lsdException w:name="Dark List Accent 6" w:uiPriority="70"/>
-    <w:lsdException w:name="Colorful Shading Accent 6" w:uiPriority="71"/>
-    <w:lsdException w:name="Colorful List Accent 6" w:uiPriority="72"/>
-    <w:lsdException w:name="Colorful Grid Accent 6" w:uiPriority="73"/>
-    <w:lsdException w:name="Subtle Emphasis" w:uiPriority="19" w:qFormat="1"/>
-    <w:lsdException w:name="Intense Emphasis" w:uiPriority="21" w:qFormat="1"/>
-    <w:lsdException w:name="Subtle Reference" w:uiPriority="31" w:qFormat="1"/>
-    <w:lsdException w:name="Intense Reference" w:uiPriority="32" w:qFormat="1"/>
-    <w:lsdException w:name="Book Title" w:uiPriority="33" w:qFormat="1"/>
-    <w:lsdException w:name="Bibliography" w:semiHidden="1" w:uiPriority="37" w:unhideWhenUsed="1"/>
-    <w:lsdException w:name="TOC Heading" w:semiHidden="1" w:uiPriority="39" w:unhideWhenUsed="1" w:qFormat="1"/>
-    <w:lsdException w:name="Plain Table 1" w:uiPriority="41"/>
-    <w:lsdException w:name="Plain Table 2" w:uiPriority="42"/>
-    <w:lsdException w:name="Plain Table 3" w:uiPriority="43"/>
-    <w:lsdException w:name="Plain Table 4" w:uiPriority="44"/>
-    <w:lsdException w:name="Plain Table 5" w:uiPriority="45"/>
-    <w:lsdException w:name="Grid Table Light" w:uiPriority="40"/>
-    <w:lsdException w:name="Grid Table 1 Light" w:uiPriority="46"/>
-    <w:lsdException w:name="Grid Table 2" w:uiPriority="47"/>
-    <w:lsdException w:name="Grid Table 3" w:uiPriority="48"/>
-    <w:lsdException w:name="Grid Table 4" w:uiPriority="49"/>
-    <w:lsdException w:name="Grid Table 5 Dark" w:uiPriority="50"/>
-    <w:lsdException w:name="Grid Table 6 Colorful" w:uiPriority="51"/>
-    <w:lsdException w:name="Grid Table 7 Colorful" w:uiPriority="52"/>
-    <w:lsdException w:name="Grid Table 1 Light Accent 1" w:uiPriority="46"/>
-    <w:lsdException w:name="Grid Table 2 Accent 1" w:uiPriority="47"/>
-    <w:lsdException w:name="Grid Table 3 Accent 1" w:uiPriority="48"/>
-    <w:lsdException w:name="Grid Table 4 Accent 1" w:uiPriority="49"/>
-    <w:lsdException w:name="Grid Table 5 Dark Accent 1" w:uiPriority="50"/>
-    <w:lsdException w:name="Grid Table 6 Colorful Accent 1" w:uiPriority="51"/>
-    <w:lsdException w:name="Grid Table 7 Colorful Accent 1" w:uiPriority="52"/>
-    <w:lsdException w:name="Grid Table 1 Light Accent 2" w:uiPriority="46"/>
-    <w:lsdException w:name="Grid Table 2 Accent 2" w:uiPriority="47"/>
-    <w:lsdException w:name="Grid Table 3 Accent 2" w:uiPriority="48"/>
-    <w:lsdException w:name="Grid Table 4 Accent 2" w:uiPriority="49"/>
-    <w:lsdException w:name="Grid Table 5 Dark Accent 2" w:uiPriority="50"/>
-    <w:lsdException w:name="Grid Table 6 Colorful Accent 2" w:uiPriority="51"/>
-    <w:lsdException w:name="Grid Table 7 Colorful Accent 2" w:uiPriority="52"/>
-    <w:lsdException w:name="Grid Table 1 Light Accent 3" w:uiPriority="46"/>
-    <w:lsdException w:name="Grid Table 2 Accent 3" w:uiPriority="47"/>
-    <w:lsdException w:name="Grid Table 3 Accent 3" w:uiPriority="48"/>
-    <w:lsdException w:name="Grid Table 4 Accent 3" w:uiPriority="49"/>
-    <w:lsdException w:name="Grid Table 5 Dark Accent 3" w:uiPriority="50"/>
-    <w:lsdException w:name="Grid Table 6 Colorful Accent 3" w:uiPriority="51"/>
-    <w:lsdException w:name="Grid Table 7 Colorful Accent 3" w:uiPriority="52"/>
-    <w:lsdException w:name="Grid Table 1 Light Accent 4" w:uiPriority="46"/>
-    <w:lsdException w:name="Grid Table 2 Accent 4" w:uiPriority="47"/>
-    <w:lsdException w:name="Grid Table 3 Accent 4" w:uiPriority="48"/>
-    <w:lsdException w:name="Grid Table 4 Accent 4" w:uiPriority="49"/>
-    <w:lsdException w:name="Grid Table 5 Dark Accent 4" w:uiPriority="50"/>
-    <w:lsdException w:name="Grid Table 6 Colorful Accent 4" w:uiPriority="51"/>
-    <w:lsdException w:name="Grid Table 7 Colorful Accent 4" w:uiPriority="52"/>
-    <w:lsdException w:name="Grid Table 1 Light Accent 5" w:uiPriority="46"/>
-    <w:lsdException w:name="Grid Table 2 Accent 5" w:uiPriority="47"/>
-    <w:lsdException w:name="Grid Table 3 Accent 5" w:uiPriority="48"/>
-    <w:lsdException w:name="Grid Table 4 Accent 5" w:uiPriority="49"/>
-    <w:lsdException w:name="Grid Table 5 Dark Accent 5" w:uiPriority="50"/>
-    <w:lsdException w:name="Grid Table 6 Colorful Accent 5" w:uiPriority="51"/>
-    <w:lsdException w:name="Grid Table 7 Colorful Accent 5" w:uiPriority="52"/>
-    <w:lsdException w:name="Grid Table 1 Light Accent 6" w:uiPriority="46"/>
-    <w:lsdException w:name="Grid Table 2 Accent 6" w:uiPriority="47"/>
-    <w:lsdException w:name="Grid Table 3 Accent 6" w:uiPriority="48"/>
-    <w:lsdException w:name="Grid Table 4 Accent 6" w:uiPriority="49"/>
-    <w:lsdException w:name="Grid Table 5 Dark Accent 6" w:uiPriority="50"/>
-    <w:lsdException w:name="Grid Table 6 Colorful Accent 6" w:uiPriority="51"/>
-    <w:lsdException w:name="Grid Table 7 Colorful Accent 6" w:uiPriority="52"/>
-    <w:lsdException w:name="List Table 1 Light" w:uiPriority="46"/>
-    <w:lsdException w:name="List Table 2" w:uiPriority="47"/>
-    <w:lsdException w:name="List Table 3" w:uiPriority="48"/>
-    <w:lsdException w:name="List Table 4" w:uiPriority="49"/>
-    <w:lsdException w:name="List Table 5 Dark" w:uiPriority="50"/>
-    <w:lsdException w:name="List Table 6 Colorful" w:uiPriority="51"/>
-    <w:lsdException w:name="List Table 7 Colorful" w:uiPriority="52"/>
-    <w:lsdException w:name="List Table 1 Light Accent 1" w:uiPriority="46"/>
-    <w:lsdException w:name="List Table 2 Accent 1" w:uiPriority="47"/>
-    <w:lsdException w:name="List Table 3 Accent 1" w:uiPriority="48"/>
-    <w:lsdException w:name="List Table 4 Accent 1" w:uiPriority="49"/>
-    <w:lsdException w:name="List Table 5 Dark Accent 1" w:uiPriority="50"/>
-    <w:lsdException w:name="List Table 6 Colorful Accent 1" w:uiPriority="51"/>
-    <w:lsdException w:name="List Table 7 Colorful Accent 1" w:uiPriority="52"/>
-    <w:lsdException w:name="List Table 1 Light Accent 2" w:uiPriority="46"/>
-    <w:lsdException w:name="List Table 2 Accent 2" w:uiPriority="47"/>
-    <w:lsdException w:name="List Table 3 Accent 2" w:uiPriority="48"/>
-    <w:lsdException w:name="List Table 4 Accent 2" w:uiPriority="49"/>
-    <w:lsdException w:name="List Table 5 Dark Accent 2" w:uiPriority="50"/>
-    <w:lsdException w:name="List Table 6 Colorful Accent 2" w:uiPriority="51"/>
-    <w:lsdException w:name="List Table 7 Colorful Accent 2" w:uiPriority="52"/>
-    <w:lsdException w:name="List Table 1 Light Accent 3" w:uiPriority="46"/>
-    <w:lsdException w:name="List Table 2 Accent 3" w:uiPriority="47"/>
-    <w:lsdException w:name="List Table 3 Accent 3" w:uiPriority="48"/>
-    <w:lsdException w:name="List Table 4 Accent 3" w:uiPriority="49"/>
-    <w:lsdException w:name="List Table 5 Dark Accent 3" w:uiPriority="50"/>
-    <w:lsdException w:name="List Table 6 Colorful Accent 3" w:uiPriority="51"/>
-    <w:lsdException w:name="List Table 7 Colorful Accent 3" w:uiPriority="52"/>
-    <w:lsdException w:name="List Table 1 Light Accent 4" w:uiPriority="46"/>
-    <w:lsdException w:name="List Table 2 Accent 4" w:uiPriority="47"/>
-    <w:lsdException w:name="List Table 3 Accent 4" w:uiPriority="48"/>
-    <w:lsdException w:name="List Table 4 Accent 4" w:uiPriority="49"/>
-    <w:lsdException w:name="List Table 5 Dark Accent 4" w:uiPriority="50"/>
-    <w:lsdException w:name="List Table 6 Colorful Accent 4" w:uiPriority="51"/>
-    <w:lsdException w:name="List Table 7 Colorful Accent 4" w:uiPriority="52"/>
-    <w:lsdException w:name="List Table 1 Light Accent 5" w:uiPriority="46"/>
-    <w:lsdException w:name="List Table 2 Accent 5" w:uiPriority="47"/>
-    <w:lsdException w:name="List Table 3 Accent 5" w:uiPriority="48"/>
-    <w:lsdException w:name="List Table 4 Accent 5" w:uiPriority="49"/>
-    <w:lsdException w:name="List Table 5 Dark Accent 5" w:uiPriority="50"/>
-    <w:lsdException w:name="List Table 6 Colorful Accent 5" w:uiPriority="51"/>
-    <w:lsdException w:name="List Table 7 Colorful Accent 5" w:uiPriority="52"/>
-    <w:lsdException w:name="List Table 1 Light Accent 6" w:uiPriority="46"/>
-    <w:lsdException w:name="List Table 2 Accent 6" w:uiPriority="47"/>
-    <w:lsdException w:name="List Table 3 Accent 6" w:uiPriority="48"/>
-    <w:lsdException w:name="List Table 4 Accent 6" w:uiPriority="49"/>
-    <w:lsdException w:name="List Table 5 Dark Accent 6" w:uiPriority="50"/>
-    <w:lsdException w:name="List Table 6 Colorful Accent 6" w:uiPriority="51"/>
-    <w:lsdException w:name="List Table 7 Colorful Accent 6" w:uiPriority="52"/>
-  </w:latentStyles>
-  <w:style w:type="paragraph" w:default="1" w:styleId="Normal">
-    <w:name w:val="Normal"/>
-    <w:qFormat/>
-  </w:style>
-  <w:style w:type="character" w:default="1" w:styleId="Fuentedeprrafopredeter">
-    <w:name w:val="Default Paragraph Font"/>
-    <w:uiPriority w:val="1"/>
-    <w:semiHidden/>
-    <w:unhideWhenUsed/>
-  </w:style>
-  <w:style w:type="table" w:default="1" w:styleId="Tablanormal">
-    <w:name w:val="Normal Table"/>
-    <w:uiPriority w:val="99"/>
-    <w:semiHidden/>
-    <w:unhideWhenUsed/>
-    <w:tblPr>
-      <w:tblInd w:w="0" w:type="dxa"/>
-      <w:tblCellMar>
-        <w:top w:w="0" w:type="dxa"/>
-        <w:left w:w="108" w:type="dxa"/>
-        <w:bottom w:w="0" w:type="dxa"/>
-        <w:right w:w="108" w:type="dxa"/>
-      </w:tblCellMar>
-    </w:tblPr>
-  </w:style>
-  <w:style w:type="numbering" w:default="1" w:styleId="Sinlista">
-    <w:name w:val="No List"/>
-    <w:uiPriority w:val="99"/>
-    <w:semiHidden/>
-    <w:unhideWhenUsed/>
-  </w:style>
-</w:styles>
-</file>
-
-<file path=word/glossary/webSettings.xml><?xml version="1.0" encoding="utf-8"?>
-<w:webSettings xmlns:mc="http://schemas.openxmlformats.org/markup-compatibility/2006" xmlns:r="http://schemas.openxmlformats.org/officeDocument/2006/relationships" xmlns:w="http://schemas.openxmlformats.org/wordprocessingml/2006/main" xmlns:w14="http://schemas.microsoft.com/office/word/2010/wordml" xmlns:w15="http://schemas.microsoft.com/office/word/2012/wordml" xmlns:w16se="http://schemas.microsoft.com/office/word/2015/wordml/symex" mc:Ignorable="w14 w15 w16se"/>
 </file>
 
 <file path=word/theme/theme1.xml><?xml version="1.0" encoding="utf-8"?>
@@ -9000,6 +8607,12 @@
 </file>
 
 <file path=customXml/item1.xml><?xml version="1.0" encoding="utf-8"?>
+<p:properties xmlns:p="http://schemas.microsoft.com/office/2006/metadata/properties" xmlns:xsi="http://www.w3.org/2001/XMLSchema-instance" xmlns:pc="http://schemas.microsoft.com/office/infopath/2007/PartnerControls">
+  <documentManagement/>
+</p:properties>
+</file>
+
+<file path=customXml/item2.xml><?xml version="1.0" encoding="utf-8"?>
 <ct:contentTypeSchema xmlns:ct="http://schemas.microsoft.com/office/2006/metadata/contentType" xmlns:ma="http://schemas.microsoft.com/office/2006/metadata/properties/metaAttributes" ct:_="" ma:_="" ma:contentTypeName="Documento" ma:contentTypeID="0x010100E96778489EE7714D8BD12CC105EB918B" ma:contentTypeVersion="2" ma:contentTypeDescription="Crear nuevo documento." ma:contentTypeScope="" ma:versionID="416c5c7ae9b5d54d83875cd3c65194e3">
   <xsd:schema xmlns:xsd="http://www.w3.org/2001/XMLSchema" xmlns:xs="http://www.w3.org/2001/XMLSchema" xmlns:p="http://schemas.microsoft.com/office/2006/metadata/properties" xmlns:ns2="126e8a1c-9ea9-435a-ac89-d06c80d62e30" targetNamespace="http://schemas.microsoft.com/office/2006/metadata/properties" ma:root="true" ma:fieldsID="70a237c842677bd850644f8595079f5e" ns2:_="">
     <xsd:import namespace="126e8a1c-9ea9-435a-ac89-d06c80d62e30"/>
@@ -9131,13 +8744,11 @@
 </ct:contentTypeSchema>
 </file>
 
-<file path=customXml/item2.xml><?xml version="1.0" encoding="utf-8"?>
-<p:properties xmlns:p="http://schemas.microsoft.com/office/2006/metadata/properties" xmlns:xsi="http://www.w3.org/2001/XMLSchema-instance" xmlns:pc="http://schemas.microsoft.com/office/infopath/2007/PartnerControls">
-  <documentManagement/>
-</p:properties>
+<file path=customXml/item3.xml><?xml version="1.0" encoding="utf-8"?>
+<b:Sources xmlns:b="http://schemas.openxmlformats.org/officeDocument/2006/bibliography" xmlns="http://schemas.openxmlformats.org/officeDocument/2006/bibliography" SelectedStyle="\APASixthEditionOfficeOnline.xsl" StyleName="APA" Version="6"/>
 </file>
 
-<file path=customXml/item3.xml><?xml version="1.0" encoding="utf-8"?>
+<file path=customXml/item4.xml><?xml version="1.0" encoding="utf-8"?>
 <?mso-contentType ?>
 <FormTemplates xmlns="http://schemas.microsoft.com/sharepoint/v3/contenttype/forms">
   <Display>DocumentLibraryForm</Display>
@@ -9146,11 +8757,16 @@
 </FormTemplates>
 </file>
 
-<file path=customXml/item4.xml><?xml version="1.0" encoding="utf-8"?>
-<b:Sources xmlns:b="http://schemas.openxmlformats.org/officeDocument/2006/bibliography" xmlns="http://schemas.openxmlformats.org/officeDocument/2006/bibliography" SelectedStyle="\APASixthEditionOfficeOnline.xsl" StyleName="APA" Version="6"/>
+<file path=customXml/itemProps1.xml><?xml version="1.0" encoding="utf-8"?>
+<ds:datastoreItem xmlns:ds="http://schemas.openxmlformats.org/officeDocument/2006/customXml" ds:itemID="{5F1783E3-BA1C-4CA3-8E32-C9B378BBED03}">
+  <ds:schemaRefs>
+    <ds:schemaRef ds:uri="http://schemas.microsoft.com/office/2006/metadata/properties"/>
+    <ds:schemaRef ds:uri="http://schemas.microsoft.com/office/infopath/2007/PartnerControls"/>
+  </ds:schemaRefs>
+</ds:datastoreItem>
 </file>
 
-<file path=customXml/itemProps1.xml><?xml version="1.0" encoding="utf-8"?>
+<file path=customXml/itemProps2.xml><?xml version="1.0" encoding="utf-8"?>
 <ds:datastoreItem xmlns:ds="http://schemas.openxmlformats.org/officeDocument/2006/customXml" ds:itemID="{DF0582E6-0C2C-40A6-8E3D-E410E41021C1}">
   <ds:schemaRefs>
     <ds:schemaRef ds:uri="http://schemas.microsoft.com/office/2006/metadata/contentType"/>
@@ -9168,34 +8784,18 @@
 </ds:datastoreItem>
 </file>
 
-<file path=customXml/itemProps2.xml><?xml version="1.0" encoding="utf-8"?>
-<ds:datastoreItem xmlns:ds="http://schemas.openxmlformats.org/officeDocument/2006/customXml" ds:itemID="{5F1783E3-BA1C-4CA3-8E32-C9B378BBED03}">
+<file path=customXml/itemProps3.xml><?xml version="1.0" encoding="utf-8"?>
+<ds:datastoreItem xmlns:ds="http://schemas.openxmlformats.org/officeDocument/2006/customXml" ds:itemID="{FBD61725-A60E-40F3-AB5D-0E7F797DD77D}">
   <ds:schemaRefs>
-    <ds:schemaRef ds:uri="http://schemas.openxmlformats.org/package/2006/metadata/core-properties"/>
-    <ds:schemaRef ds:uri="http://schemas.microsoft.com/office/infopath/2007/PartnerControls"/>
-    <ds:schemaRef ds:uri="http://purl.org/dc/elements/1.1/"/>
-    <ds:schemaRef ds:uri="http://schemas.microsoft.com/office/2006/documentManagement/types"/>
-    <ds:schemaRef ds:uri="http://schemas.microsoft.com/office/2006/metadata/properties"/>
-    <ds:schemaRef ds:uri="126e8a1c-9ea9-435a-ac89-d06c80d62e30"/>
-    <ds:schemaRef ds:uri="http://purl.org/dc/terms/"/>
-    <ds:schemaRef ds:uri="http://purl.org/dc/dcmitype/"/>
-    <ds:schemaRef ds:uri="http://www.w3.org/XML/1998/namespace"/>
+    <ds:schemaRef ds:uri="http://schemas.openxmlformats.org/officeDocument/2006/bibliography"/>
   </ds:schemaRefs>
 </ds:datastoreItem>
 </file>
 
-<file path=customXml/itemProps3.xml><?xml version="1.0" encoding="utf-8"?>
+<file path=customXml/itemProps4.xml><?xml version="1.0" encoding="utf-8"?>
 <ds:datastoreItem xmlns:ds="http://schemas.openxmlformats.org/officeDocument/2006/customXml" ds:itemID="{DABAA964-10BA-4DBC-ABF2-CDEAC0FAF7AA}">
   <ds:schemaRefs>
     <ds:schemaRef ds:uri="http://schemas.microsoft.com/sharepoint/v3/contenttype/forms"/>
   </ds:schemaRefs>
 </ds:datastoreItem>
-</file>
-
-<file path=customXml/itemProps4.xml><?xml version="1.0" encoding="utf-8"?>
-<ds:datastoreItem xmlns:ds="http://schemas.openxmlformats.org/officeDocument/2006/customXml" ds:itemID="{FBD61725-A60E-40F3-AB5D-0E7F797DD77D}">
-  <ds:schemaRefs>
-    <ds:schemaRef ds:uri="http://schemas.openxmlformats.org/officeDocument/2006/bibliography"/>
-  </ds:schemaRefs>
-</ds:datastoreItem>
 </file>